--- a/ML/ML_5/07-Jun-2026_ML5_GradientDescentTypes_Notes.docx
+++ b/ML/ML_5/07-Jun-2026_ML5_GradientDescentTypes_Notes.docx
@@ -48,7 +48,7 @@
           <w:sz w:val="20"/>
           <w:szCs w:val="20"/>
         </w:rPr>
-        <w:t>Types of GD  |  OLS Closed-Form Derivation  |  Scaling Pipeline (fit/transform)  |  Boston Housing Practical</w:t>
+        <w:t>Types of GD  |  OLS Closed-Form Derivation  |  Scaling Pipeline (fit/transform)  |  Boston Housing Practical  |  Senior Engineer Notes</w:t>
       </w:r>
     </w:p>
     <w:p>
@@ -311,10 +311,7 @@
         <w:ind w:left="120"/>
       </w:pPr>
       <w:r>
-        <w:t>1.1  Setting Up the</w:t>
-      </w:r>
-      <w:r>
-        <w:t xml:space="preserve"> Problem</w:t>
+        <w:t>1.1  Setting Up the Problem</w:t>
       </w:r>
     </w:p>
     <w:p>
@@ -648,14 +645,7 @@
                 <w:sz w:val="20"/>
                 <w:szCs w:val="20"/>
               </w:rPr>
-              <w:t>All weights → 0, OR initialize randomly. Starting point befo</w:t>
-            </w:r>
-            <w:r>
-              <w:rPr>
-                <w:sz w:val="20"/>
-                <w:szCs w:val="20"/>
-              </w:rPr>
-              <w:t>re any learning happens.</w:t>
+              <w:t>All weights → 0, OR initialize randomly. Starting point before any learning happens.</w:t>
             </w:r>
           </w:p>
         </w:tc>
@@ -988,21 +978,7 @@
                 <w:sz w:val="20"/>
                 <w:szCs w:val="20"/>
               </w:rPr>
-              <w:t>Direction + rate of change. gradient = X</w:t>
-            </w:r>
-            <w:r>
-              <w:rPr>
-                <w:sz w:val="20"/>
-                <w:szCs w:val="20"/>
-              </w:rPr>
-              <w:t>ᵀ</w:t>
-            </w:r>
-            <w:r>
-              <w:rPr>
-                <w:sz w:val="20"/>
-                <w:szCs w:val="20"/>
-              </w:rPr>
-              <w:t>(y_pred − y) / n — derived from differentiating the loss function ∂L/∂β.</w:t>
+              <w:t>Direction + rate of change. gradient = Xᵀ(y_pred − y) / n — derived from differentiating the loss function ∂L/∂β.</w:t>
             </w:r>
           </w:p>
         </w:tc>
@@ -1182,15 +1158,7 @@
                 <w:bCs/>
                 <w:color w:val="0D1F3C"/>
               </w:rPr>
-              <w:t>🔄</w:t>
-            </w:r>
-            <w:r>
-              <w:rPr>
-                <w:b/>
-                <w:bCs/>
-                <w:color w:val="0D1F3C"/>
-              </w:rPr>
-              <w:t xml:space="preserve">  Important — Steps 2 to 5 are in a LOOP:  </w:t>
+              <w:t xml:space="preserve">🔄  Important — Steps 2 to 5 are in a LOOP:  </w:t>
             </w:r>
             <w:r>
               <w:t>Steps 2-5 repeat for many iterations (e.g. 1000). Only step 1 (initialization) happens once. Each loop iteration nudges β closer to the optimal values that minimize the loss.</w:t>
@@ -1331,25 +1299,7 @@
                 <w:bCs/>
                 <w:color w:val="FFFFFF"/>
               </w:rPr>
-              <w:t>gradient = X</w:t>
-            </w:r>
-            <w:r>
-              <w:rPr>
-                <w:rFonts w:ascii="Courier New" w:eastAsia="Courier New" w:hAnsi="Courier New" w:cs="Courier New"/>
-                <w:b/>
-                <w:bCs/>
-                <w:color w:val="FFFFFF"/>
-              </w:rPr>
-              <w:t>ᵀ</w:t>
-            </w:r>
-            <w:r>
-              <w:rPr>
-                <w:rFonts w:ascii="Courier New" w:eastAsia="Courier New" w:hAnsi="Courier New" w:cs="Courier New"/>
-                <w:b/>
-                <w:bCs/>
-                <w:color w:val="FFFFFF"/>
-              </w:rPr>
-              <w:t xml:space="preserve"> @ (y_pred − y) / n</w:t>
+              <w:t>gradient = Xᵀ @ (y_pred − y) / n</w:t>
             </w:r>
           </w:p>
         </w:tc>
@@ -1967,16 +1917,7 @@
                 <w:sz w:val="18"/>
                 <w:szCs w:val="18"/>
               </w:rPr>
-              <w:t xml:space="preserve">    beta = beta - le</w:t>
-            </w:r>
-            <w:r>
-              <w:rPr>
-                <w:rFonts w:ascii="Courier New" w:eastAsia="Courier New" w:hAnsi="Courier New" w:cs="Courier New"/>
-                <w:color w:val="E2E8F0"/>
-                <w:sz w:val="18"/>
-                <w:szCs w:val="18"/>
-              </w:rPr>
-              <w:t>arning_rate * gradient   # update weights NOW</w:t>
+              <w:t xml:space="preserve">    beta = beta - learning_rate * gradient   # update weights NOW</w:t>
             </w:r>
           </w:p>
           <w:p>
@@ -2476,15 +2417,7 @@
                 <w:bCs/>
                 <w:color w:val="0F766E"/>
               </w:rPr>
-              <w:t>⚡</w:t>
-            </w:r>
-            <w:r>
-              <w:rPr>
-                <w:b/>
-                <w:bCs/>
-                <w:color w:val="0F766E"/>
-              </w:rPr>
-              <w:t xml:space="preserve">  Key Advantages of SGD:  </w:t>
+              <w:t xml:space="preserve">⚡  Key Advantages of SGD:  </w:t>
             </w:r>
             <w:r>
               <w:t>Uses less memory (no need to load the full dataset). Reaches a global solution. Very fast — especially valuable for massive datasets where Batch GD would be too slow per update.</w:t>
@@ -2524,10 +2457,7 @@
         <w:spacing w:before="55" w:after="55"/>
       </w:pPr>
       <w:r>
-        <w:t>The middle grou</w:t>
-      </w:r>
-      <w:r>
-        <w:t>nd — uses a small BATCH of data points (not all, not just 1) per update. This is the standard approach in Deep Learning.</w:t>
+        <w:t>The middle ground — uses a small BATCH of data points (not all, not just 1) per update. This is the standard approach in Deep Learning.</w:t>
       </w:r>
     </w:p>
     <w:p>
@@ -2679,16 +2609,7 @@
                 <w:sz w:val="18"/>
                 <w:szCs w:val="18"/>
               </w:rPr>
-              <w:t xml:space="preserve">    beta = beta - learning_</w:t>
-            </w:r>
-            <w:r>
-              <w:rPr>
-                <w:rFonts w:ascii="Courier New" w:eastAsia="Courier New" w:hAnsi="Courier New" w:cs="Courier New"/>
-                <w:color w:val="E2E8F0"/>
-                <w:sz w:val="18"/>
-                <w:szCs w:val="18"/>
-              </w:rPr>
-              <w:t>rate * gradient   # ONE update per batch</w:t>
+              <w:t xml:space="preserve">    beta = beta - learning_rate * gradient   # ONE update per batch</w:t>
             </w:r>
           </w:p>
           <w:p>
@@ -3263,23 +3184,7 @@
                 <w:bCs/>
                 <w:color w:val="C2410C"/>
               </w:rPr>
-              <w:t>🖼</w:t>
-            </w:r>
-            <w:r>
-              <w:rPr>
-                <w:b/>
-                <w:bCs/>
-                <w:color w:val="C2410C"/>
-              </w:rPr>
-              <w:t>️</w:t>
-            </w:r>
-            <w:r>
-              <w:rPr>
-                <w:b/>
-                <w:bCs/>
-                <w:color w:val="C2410C"/>
-              </w:rPr>
-              <w:t xml:space="preserve">  Why Batching Matters for Images (Deep Learning):  </w:t>
+              <w:t xml:space="preserve">🖼️  Why Batching Matters for Images (Deep Learning):  </w:t>
             </w:r>
             <w:r>
               <w:t>X = all data → 100,000 images. Each image: 540×540×3 dimensions = 874,800 values per image ≈ 0.83 MB (or 854.5 KB at int8). Loading ALL 100,000 images at once = ~83 GB — impossible to fit in memory! Mini-batches (e.g. 32 images at a time) solve this.</w:t>
@@ -3780,15 +3685,7 @@
                 <w:bCs/>
                 <w:color w:val="15803D"/>
               </w:rPr>
-              <w:t>📐</w:t>
-            </w:r>
-            <w:r>
-              <w:rPr>
-                <w:b/>
-                <w:bCs/>
-                <w:color w:val="15803D"/>
-              </w:rPr>
-              <w:t xml:space="preserve">  Formula:  </w:t>
+              <w:t xml:space="preserve">📐  Formula:  </w:t>
             </w:r>
             <w:r>
               <w:t>Iterations per epoch = (total rows) / (batch size). Total iterations = epochs × iterations_per_epoch. Batch=1 → Stochastic GD. Batch=all → Batch GD. Batch=2,16,32...→ Mini-Batch GD.</w:t>
@@ -3861,10 +3758,7 @@
         <w:spacing w:before="55" w:after="55"/>
       </w:pPr>
       <w:r>
-        <w:t xml:space="preserve">X uses ALL data → smooth, </w:t>
-      </w:r>
-      <w:r>
-        <w:t>stable learning. The path moves directly and smoothly from the starting point toward the bottom of the bowl, like a ball rolling down a hill in a straight, controlled trajectory.</w:t>
+        <w:t>X uses ALL data → smooth, stable learning. The path moves directly and smoothly from the starting point toward the bottom of the bowl, like a ball rolling down a hill in a straight, controlled trajectory.</w:t>
       </w:r>
     </w:p>
     <w:p>
@@ -3892,10 +3786,7 @@
         <w:spacing w:before="55" w:after="55"/>
       </w:pPr>
       <w:r>
-        <w:t>for i in X: weight updates after EVERY single row</w:t>
-      </w:r>
-      <w:r>
-        <w:t>. Uses less memory, finds a global solution, very fast — but the path zig-zags chaotically as it bounces from point to point before eventually settling near the minimum.</w:t>
+        <w:t>for i in X: weight updates after EVERY single row. Uses less memory, finds a global solution, very fast — but the path zig-zags chaotically as it bounces from point to point before eventually settling near the minimum.</w:t>
       </w:r>
     </w:p>
     <w:p>
@@ -5226,23 +5117,7 @@
                 <w:bCs/>
                 <w:color w:val="0D1F3C"/>
               </w:rPr>
-              <w:t>⏱</w:t>
-            </w:r>
-            <w:r>
-              <w:rPr>
-                <w:b/>
-                <w:bCs/>
-                <w:color w:val="0D1F3C"/>
-              </w:rPr>
-              <w:t>️</w:t>
-            </w:r>
-            <w:r>
-              <w:rPr>
-                <w:b/>
-                <w:bCs/>
-                <w:color w:val="0D1F3C"/>
-              </w:rPr>
-              <w:t xml:space="preserve">  Observation:  </w:t>
+              <w:t xml:space="preserve">⏱️  Observation:  </w:t>
             </w:r>
             <w:r>
               <w:t>Training time per epoch DECREASES rapidly at first (700→600→100→50→10) then plateaus around 5-7 — the model has mostly converged. Continuing past this point (epoch 26 to 100) gives diminishing returns.</w:t>
@@ -5282,10 +5157,7 @@
         <w:spacing w:before="55" w:after="55"/>
       </w:pPr>
       <w:r>
-        <w:t xml:space="preserve">Early Stopping = a technique </w:t>
-      </w:r>
-      <w:r>
-        <w:t>to STOP training once the model stops improving meaningfully, instead of running all planned epochs.</w:t>
+        <w:t>Early Stopping = a technique to STOP training once the model stops improving meaningfully, instead of running all planned epochs.</w:t>
       </w:r>
     </w:p>
     <w:p>
@@ -5397,21 +5269,10 @@
                 <w:bCs/>
                 <w:color w:val="C2410C"/>
               </w:rPr>
-              <w:t>🛑</w:t>
-            </w:r>
-            <w:r>
-              <w:rPr>
-                <w:b/>
-                <w:bCs/>
-                <w:color w:val="C2410C"/>
-              </w:rPr>
-              <w:t xml:space="preserve">  CV (Cross-Validation) connects here:  </w:t>
-            </w:r>
-            <w:r>
-              <w:t xml:space="preserve">CV is used to decide WHEN to stop — by checking performance on </w:t>
-            </w:r>
-            <w:r>
-              <w:t>validation data during training, not just watching the training loss decrease. If validation performance stops improving (or worsens), training stops — even if more epochs were planned.</w:t>
+              <w:t xml:space="preserve">🛑  CV (Cross-Validation) connects here:  </w:t>
+            </w:r>
+            <w:r>
+              <w:t>CV is used to decide WHEN to stop — by checking performance on validation data during training, not just watching the training loss decrease. If validation performance stops improving (or worsens), training stops — even if more epochs were planned.</w:t>
             </w:r>
           </w:p>
         </w:tc>
@@ -5566,17 +5427,7 @@
                 <w:sz w:val="20"/>
                 <w:szCs w:val="20"/>
               </w:rPr>
-              <w:t>OLS (Ordina</w:t>
-            </w:r>
-            <w:r>
-              <w:rPr>
-                <w:b/>
-                <w:bCs/>
-                <w:color w:val="FFFFFF"/>
-                <w:sz w:val="20"/>
-                <w:szCs w:val="20"/>
-              </w:rPr>
-              <w:t>ry Least Squares)</w:t>
+              <w:t>OLS (Ordinary Least Squares)</w:t>
             </w:r>
           </w:p>
         </w:tc>
@@ -6103,17 +5954,7 @@
                 <w:sz w:val="19"/>
                 <w:szCs w:val="19"/>
               </w:rPr>
-              <w:t>ŷ</w:t>
-            </w:r>
-            <w:r>
-              <w:rPr>
-                <w:i/>
-                <w:iCs/>
-                <w:color w:val="6B7280"/>
-                <w:sz w:val="19"/>
-                <w:szCs w:val="19"/>
-              </w:rPr>
-              <w:t xml:space="preserve"> = Xβ (prediction in matrix form)</w:t>
+              <w:t>ŷ = Xβ (prediction in matrix form)</w:t>
             </w:r>
           </w:p>
         </w:tc>
@@ -6186,29 +6027,7 @@
                 <w:sz w:val="20"/>
                 <w:szCs w:val="20"/>
               </w:rPr>
-              <w:t>= (y − Xβ)</w:t>
-            </w:r>
-            <w:r>
-              <w:rPr>
-                <w:rFonts w:ascii="Courier New" w:eastAsia="Courier New" w:hAnsi="Courier New" w:cs="Courier New"/>
-                <w:b/>
-                <w:bCs/>
-                <w:color w:val="FFFFFF"/>
-                <w:sz w:val="20"/>
-                <w:szCs w:val="20"/>
-              </w:rPr>
-              <w:t>ᵀ</w:t>
-            </w:r>
-            <w:r>
-              <w:rPr>
-                <w:rFonts w:ascii="Courier New" w:eastAsia="Courier New" w:hAnsi="Courier New" w:cs="Courier New"/>
-                <w:b/>
-                <w:bCs/>
-                <w:color w:val="FFFFFF"/>
-                <w:sz w:val="20"/>
-                <w:szCs w:val="20"/>
-              </w:rPr>
-              <w:t>(y − Xβ)</w:t>
+              <w:t>= (y − Xβ)ᵀ(y − Xβ)</w:t>
             </w:r>
           </w:p>
         </w:tc>
@@ -6309,13 +6128,7 @@
         <w:spacing w:before="55" w:after="55"/>
       </w:pPr>
       <w:r>
-        <w:t>Expanding (y − Xβ)</w:t>
-      </w:r>
-      <w:r>
-        <w:t>ᵀ</w:t>
-      </w:r>
-      <w:r>
-        <w:t>(y − Xβ) using transpose distribution rules:</w:t>
+        <w:t>Expanding (y − Xβ)ᵀ(y − Xβ) using transpose distribution rules:</w:t>
       </w:r>
     </w:p>
     <w:p>
@@ -6385,117 +6198,7 @@
                 <w:sz w:val="20"/>
                 <w:szCs w:val="20"/>
               </w:rPr>
-              <w:t>= y</w:t>
-            </w:r>
-            <w:r>
-              <w:rPr>
-                <w:rFonts w:ascii="Courier New" w:eastAsia="Courier New" w:hAnsi="Courier New" w:cs="Courier New"/>
-                <w:b/>
-                <w:bCs/>
-                <w:color w:val="FFFFFF"/>
-                <w:sz w:val="20"/>
-                <w:szCs w:val="20"/>
-              </w:rPr>
-              <w:t>ᵀ</w:t>
-            </w:r>
-            <w:r>
-              <w:rPr>
-                <w:rFonts w:ascii="Courier New" w:eastAsia="Courier New" w:hAnsi="Courier New" w:cs="Courier New"/>
-                <w:b/>
-                <w:bCs/>
-                <w:color w:val="FFFFFF"/>
-                <w:sz w:val="20"/>
-                <w:szCs w:val="20"/>
-              </w:rPr>
-              <w:t>y − 2β</w:t>
-            </w:r>
-            <w:r>
-              <w:rPr>
-                <w:rFonts w:ascii="Courier New" w:eastAsia="Courier New" w:hAnsi="Courier New" w:cs="Courier New"/>
-                <w:b/>
-                <w:bCs/>
-                <w:color w:val="FFFFFF"/>
-                <w:sz w:val="20"/>
-                <w:szCs w:val="20"/>
-              </w:rPr>
-              <w:t>ᵀ</w:t>
-            </w:r>
-            <w:r>
-              <w:rPr>
-                <w:rFonts w:ascii="Courier New" w:eastAsia="Courier New" w:hAnsi="Courier New" w:cs="Courier New"/>
-                <w:b/>
-                <w:bCs/>
-                <w:color w:val="FFFFFF"/>
-                <w:sz w:val="20"/>
-                <w:szCs w:val="20"/>
-              </w:rPr>
-              <w:t>X</w:t>
-            </w:r>
-            <w:r>
-              <w:rPr>
-                <w:rFonts w:ascii="Courier New" w:eastAsia="Courier New" w:hAnsi="Courier New" w:cs="Courier New"/>
-                <w:b/>
-                <w:bCs/>
-                <w:color w:val="FFFFFF"/>
-                <w:sz w:val="20"/>
-                <w:szCs w:val="20"/>
-              </w:rPr>
-              <w:t>ᵀ</w:t>
-            </w:r>
-            <w:r>
-              <w:rPr>
-                <w:rFonts w:ascii="Courier New" w:eastAsia="Courier New" w:hAnsi="Courier New" w:cs="Courier New"/>
-                <w:b/>
-                <w:bCs/>
-                <w:color w:val="FFFFFF"/>
-                <w:sz w:val="20"/>
-                <w:szCs w:val="20"/>
-              </w:rPr>
-              <w:t>y + β</w:t>
-            </w:r>
-            <w:r>
-              <w:rPr>
-                <w:rFonts w:ascii="Courier New" w:eastAsia="Courier New" w:hAnsi="Courier New" w:cs="Courier New"/>
-                <w:b/>
-                <w:bCs/>
-                <w:color w:val="FFFFFF"/>
-                <w:sz w:val="20"/>
-                <w:szCs w:val="20"/>
-              </w:rPr>
-              <w:t>ᵀ</w:t>
-            </w:r>
-            <w:r>
-              <w:rPr>
-                <w:rFonts w:ascii="Courier New" w:eastAsia="Courier New" w:hAnsi="Courier New" w:cs="Courier New"/>
-                <w:b/>
-                <w:bCs/>
-                <w:color w:val="FFFFFF"/>
-                <w:sz w:val="20"/>
-                <w:szCs w:val="20"/>
-              </w:rPr>
-              <w:t>X</w:t>
-            </w:r>
-            <w:r>
-              <w:rPr>
-                <w:rFonts w:ascii="Courier New" w:eastAsia="Courier New" w:hAnsi="Courier New" w:cs="Courier New"/>
-                <w:b/>
-                <w:bCs/>
-                <w:color w:val="FFFFFF"/>
-                <w:sz w:val="20"/>
-                <w:szCs w:val="20"/>
-              </w:rPr>
-              <w:t>ᵀ</w:t>
-            </w:r>
-            <w:r>
-              <w:rPr>
-                <w:rFonts w:ascii="Courier New" w:eastAsia="Courier New" w:hAnsi="Courier New" w:cs="Courier New"/>
-                <w:b/>
-                <w:bCs/>
-                <w:color w:val="FFFFFF"/>
-                <w:sz w:val="20"/>
-                <w:szCs w:val="20"/>
-              </w:rPr>
-              <w:t>Xβ</w:t>
+              <w:t>= yᵀy − 2βᵀXᵀy + βᵀXᵀXβ</w:t>
             </w:r>
           </w:p>
         </w:tc>
@@ -6559,107 +6262,7 @@
                 <w:sz w:val="19"/>
                 <w:szCs w:val="19"/>
               </w:rPr>
-              <w:t>Middle terms combine: −y</w:t>
-            </w:r>
-            <w:r>
-              <w:rPr>
-                <w:i/>
-                <w:iCs/>
-                <w:color w:val="6B7280"/>
-                <w:sz w:val="19"/>
-                <w:szCs w:val="19"/>
-              </w:rPr>
-              <w:t>ᵀ</w:t>
-            </w:r>
-            <w:r>
-              <w:rPr>
-                <w:i/>
-                <w:iCs/>
-                <w:color w:val="6B7280"/>
-                <w:sz w:val="19"/>
-                <w:szCs w:val="19"/>
-              </w:rPr>
-              <w:t>Xβ − β</w:t>
-            </w:r>
-            <w:r>
-              <w:rPr>
-                <w:i/>
-                <w:iCs/>
-                <w:color w:val="6B7280"/>
-                <w:sz w:val="19"/>
-                <w:szCs w:val="19"/>
-              </w:rPr>
-              <w:t>ᵀ</w:t>
-            </w:r>
-            <w:r>
-              <w:rPr>
-                <w:i/>
-                <w:iCs/>
-                <w:color w:val="6B7280"/>
-                <w:sz w:val="19"/>
-                <w:szCs w:val="19"/>
-              </w:rPr>
-              <w:t>X</w:t>
-            </w:r>
-            <w:r>
-              <w:rPr>
-                <w:i/>
-                <w:iCs/>
-                <w:color w:val="6B7280"/>
-                <w:sz w:val="19"/>
-                <w:szCs w:val="19"/>
-              </w:rPr>
-              <w:t>ᵀ</w:t>
-            </w:r>
-            <w:r>
-              <w:rPr>
-                <w:i/>
-                <w:iCs/>
-                <w:color w:val="6B7280"/>
-                <w:sz w:val="19"/>
-                <w:szCs w:val="19"/>
-              </w:rPr>
-              <w:t>y = −2β</w:t>
-            </w:r>
-            <w:r>
-              <w:rPr>
-                <w:i/>
-                <w:iCs/>
-                <w:color w:val="6B7280"/>
-                <w:sz w:val="19"/>
-                <w:szCs w:val="19"/>
-              </w:rPr>
-              <w:t>ᵀ</w:t>
-            </w:r>
-            <w:r>
-              <w:rPr>
-                <w:i/>
-                <w:iCs/>
-                <w:color w:val="6B7280"/>
-                <w:sz w:val="19"/>
-                <w:szCs w:val="19"/>
-              </w:rPr>
-              <w:t>X</w:t>
-            </w:r>
-            <w:r>
-              <w:rPr>
-                <w:i/>
-                <w:iCs/>
-                <w:color w:val="6B7280"/>
-                <w:sz w:val="19"/>
-                <w:szCs w:val="19"/>
-              </w:rPr>
-              <w:t>ᵀ</w:t>
-            </w:r>
-            <w:r>
-              <w:rPr>
-                <w:i/>
-                <w:iCs/>
-                <w:color w:val="6B7280"/>
-                <w:sz w:val="19"/>
-                <w:szCs w:val="19"/>
-              </w:rPr>
-              <w:t>y</w:t>
+              <w:t>Middle terms combine: −yᵀXβ − βᵀXᵀy = −2βᵀXᵀy</w:t>
             </w:r>
           </w:p>
         </w:tc>
@@ -6696,10 +6299,7 @@
         <w:spacing w:before="55" w:after="55"/>
       </w:pPr>
       <w:r>
-        <w:t>Take ∂J/∂β — differentiate each of the three terms with respe</w:t>
-      </w:r>
-      <w:r>
-        <w:t>ct to β:</w:t>
+        <w:t>Take ∂J/∂β — differentiate each of the three terms with respect to β:</w:t>
       </w:r>
     </w:p>
     <w:p>
@@ -6769,29 +6369,7 @@
                 <w:sz w:val="20"/>
                 <w:szCs w:val="20"/>
               </w:rPr>
-              <w:t>∂/∂β (y</w:t>
-            </w:r>
-            <w:r>
-              <w:rPr>
-                <w:rFonts w:ascii="Courier New" w:eastAsia="Courier New" w:hAnsi="Courier New" w:cs="Courier New"/>
-                <w:b/>
-                <w:bCs/>
-                <w:color w:val="FFFFFF"/>
-                <w:sz w:val="20"/>
-                <w:szCs w:val="20"/>
-              </w:rPr>
-              <w:t>ᵀ</w:t>
-            </w:r>
-            <w:r>
-              <w:rPr>
-                <w:rFonts w:ascii="Courier New" w:eastAsia="Courier New" w:hAnsi="Courier New" w:cs="Courier New"/>
-                <w:b/>
-                <w:bCs/>
-                <w:color w:val="FFFFFF"/>
-                <w:sz w:val="20"/>
-                <w:szCs w:val="20"/>
-              </w:rPr>
-              <w:t>y)</w:t>
+              <w:t>∂/∂β (yᵀy)</w:t>
             </w:r>
           </w:p>
         </w:tc>
@@ -6928,51 +6506,7 @@
                 <w:sz w:val="20"/>
                 <w:szCs w:val="20"/>
               </w:rPr>
-              <w:t>∂/∂β (−2β</w:t>
-            </w:r>
-            <w:r>
-              <w:rPr>
-                <w:rFonts w:ascii="Courier New" w:eastAsia="Courier New" w:hAnsi="Courier New" w:cs="Courier New"/>
-                <w:b/>
-                <w:bCs/>
-                <w:color w:val="FFFFFF"/>
-                <w:sz w:val="20"/>
-                <w:szCs w:val="20"/>
-              </w:rPr>
-              <w:t>ᵀ</w:t>
-            </w:r>
-            <w:r>
-              <w:rPr>
-                <w:rFonts w:ascii="Courier New" w:eastAsia="Courier New" w:hAnsi="Courier New" w:cs="Courier New"/>
-                <w:b/>
-                <w:bCs/>
-                <w:color w:val="FFFFFF"/>
-                <w:sz w:val="20"/>
-                <w:szCs w:val="20"/>
-              </w:rPr>
-              <w:t>X</w:t>
-            </w:r>
-            <w:r>
-              <w:rPr>
-                <w:rFonts w:ascii="Courier New" w:eastAsia="Courier New" w:hAnsi="Courier New" w:cs="Courier New"/>
-                <w:b/>
-                <w:bCs/>
-                <w:color w:val="FFFFFF"/>
-                <w:sz w:val="20"/>
-                <w:szCs w:val="20"/>
-              </w:rPr>
-              <w:t>ᵀ</w:t>
-            </w:r>
-            <w:r>
-              <w:rPr>
-                <w:rFonts w:ascii="Courier New" w:eastAsia="Courier New" w:hAnsi="Courier New" w:cs="Courier New"/>
-                <w:b/>
-                <w:bCs/>
-                <w:color w:val="FFFFFF"/>
-                <w:sz w:val="20"/>
-                <w:szCs w:val="20"/>
-              </w:rPr>
-              <w:t>y)</w:t>
+              <w:t>∂/∂β (−2βᵀXᵀy)</w:t>
             </w:r>
           </w:p>
         </w:tc>
@@ -7006,29 +6540,7 @@
                 <w:sz w:val="20"/>
                 <w:szCs w:val="20"/>
               </w:rPr>
-              <w:t>= −2X</w:t>
-            </w:r>
-            <w:r>
-              <w:rPr>
-                <w:rFonts w:ascii="Courier New" w:eastAsia="Courier New" w:hAnsi="Courier New" w:cs="Courier New"/>
-                <w:b/>
-                <w:bCs/>
-                <w:color w:val="1A3560"/>
-                <w:sz w:val="20"/>
-                <w:szCs w:val="20"/>
-              </w:rPr>
-              <w:t>ᵀ</w:t>
-            </w:r>
-            <w:r>
-              <w:rPr>
-                <w:rFonts w:ascii="Courier New" w:eastAsia="Courier New" w:hAnsi="Courier New" w:cs="Courier New"/>
-                <w:b/>
-                <w:bCs/>
-                <w:color w:val="1A3560"/>
-                <w:sz w:val="20"/>
-                <w:szCs w:val="20"/>
-              </w:rPr>
-              <w:t>Y</w:t>
+              <w:t>= −2XᵀY</w:t>
             </w:r>
           </w:p>
         </w:tc>
@@ -7058,27 +6570,7 @@
                 <w:sz w:val="19"/>
                 <w:szCs w:val="19"/>
               </w:rPr>
-              <w:t>Linear term rule: ∂(a</w:t>
-            </w:r>
-            <w:r>
-              <w:rPr>
-                <w:i/>
-                <w:iCs/>
-                <w:color w:val="6B7280"/>
-                <w:sz w:val="19"/>
-                <w:szCs w:val="19"/>
-              </w:rPr>
-              <w:t>ᵀ</w:t>
-            </w:r>
-            <w:r>
-              <w:rPr>
-                <w:i/>
-                <w:iCs/>
-                <w:color w:val="6B7280"/>
-                <w:sz w:val="19"/>
-                <w:szCs w:val="19"/>
-              </w:rPr>
-              <w:t>x)/∂x = a</w:t>
+              <w:t>Linear term rule: ∂(aᵀx)/∂x = a</w:t>
             </w:r>
           </w:p>
         </w:tc>
@@ -7151,51 +6643,7 @@
                 <w:sz w:val="20"/>
                 <w:szCs w:val="20"/>
               </w:rPr>
-              <w:t>∂/∂β (β</w:t>
-            </w:r>
-            <w:r>
-              <w:rPr>
-                <w:rFonts w:ascii="Courier New" w:eastAsia="Courier New" w:hAnsi="Courier New" w:cs="Courier New"/>
-                <w:b/>
-                <w:bCs/>
-                <w:color w:val="FFFFFF"/>
-                <w:sz w:val="20"/>
-                <w:szCs w:val="20"/>
-              </w:rPr>
-              <w:t>ᵀ</w:t>
-            </w:r>
-            <w:r>
-              <w:rPr>
-                <w:rFonts w:ascii="Courier New" w:eastAsia="Courier New" w:hAnsi="Courier New" w:cs="Courier New"/>
-                <w:b/>
-                <w:bCs/>
-                <w:color w:val="FFFFFF"/>
-                <w:sz w:val="20"/>
-                <w:szCs w:val="20"/>
-              </w:rPr>
-              <w:t>X</w:t>
-            </w:r>
-            <w:r>
-              <w:rPr>
-                <w:rFonts w:ascii="Courier New" w:eastAsia="Courier New" w:hAnsi="Courier New" w:cs="Courier New"/>
-                <w:b/>
-                <w:bCs/>
-                <w:color w:val="FFFFFF"/>
-                <w:sz w:val="20"/>
-                <w:szCs w:val="20"/>
-              </w:rPr>
-              <w:t>ᵀ</w:t>
-            </w:r>
-            <w:r>
-              <w:rPr>
-                <w:rFonts w:ascii="Courier New" w:eastAsia="Courier New" w:hAnsi="Courier New" w:cs="Courier New"/>
-                <w:b/>
-                <w:bCs/>
-                <w:color w:val="FFFFFF"/>
-                <w:sz w:val="20"/>
-                <w:szCs w:val="20"/>
-              </w:rPr>
-              <w:t>Xβ)</w:t>
+              <w:t>∂/∂β (βᵀXᵀXβ)</w:t>
             </w:r>
           </w:p>
         </w:tc>
@@ -7229,29 +6677,7 @@
                 <w:sz w:val="20"/>
                 <w:szCs w:val="20"/>
               </w:rPr>
-              <w:t>= 2X</w:t>
-            </w:r>
-            <w:r>
-              <w:rPr>
-                <w:rFonts w:ascii="Courier New" w:eastAsia="Courier New" w:hAnsi="Courier New" w:cs="Courier New"/>
-                <w:b/>
-                <w:bCs/>
-                <w:color w:val="1A3560"/>
-                <w:sz w:val="20"/>
-                <w:szCs w:val="20"/>
-              </w:rPr>
-              <w:t>ᵀ</w:t>
-            </w:r>
-            <w:r>
-              <w:rPr>
-                <w:rFonts w:ascii="Courier New" w:eastAsia="Courier New" w:hAnsi="Courier New" w:cs="Courier New"/>
-                <w:b/>
-                <w:bCs/>
-                <w:color w:val="1A3560"/>
-                <w:sz w:val="20"/>
-                <w:szCs w:val="20"/>
-              </w:rPr>
-              <w:t>Xβ</w:t>
+              <w:t>= 2XᵀXβ</w:t>
             </w:r>
           </w:p>
         </w:tc>
@@ -7281,47 +6707,7 @@
                 <w:sz w:val="19"/>
                 <w:szCs w:val="19"/>
               </w:rPr>
-              <w:t>Quadratic term rule: ∂(x</w:t>
-            </w:r>
-            <w:r>
-              <w:rPr>
-                <w:i/>
-                <w:iCs/>
-                <w:color w:val="6B7280"/>
-                <w:sz w:val="19"/>
-                <w:szCs w:val="19"/>
-              </w:rPr>
-              <w:t>ᵀ</w:t>
-            </w:r>
-            <w:r>
-              <w:rPr>
-                <w:i/>
-                <w:iCs/>
-                <w:color w:val="6B7280"/>
-                <w:sz w:val="19"/>
-                <w:szCs w:val="19"/>
-              </w:rPr>
-              <w:t>Ax)/∂x = 2Ax (A=X</w:t>
-            </w:r>
-            <w:r>
-              <w:rPr>
-                <w:i/>
-                <w:iCs/>
-                <w:color w:val="6B7280"/>
-                <w:sz w:val="19"/>
-                <w:szCs w:val="19"/>
-              </w:rPr>
-              <w:t>ᵀ</w:t>
-            </w:r>
-            <w:r>
-              <w:rPr>
-                <w:i/>
-                <w:iCs/>
-                <w:color w:val="6B7280"/>
-                <w:sz w:val="19"/>
-                <w:szCs w:val="19"/>
-              </w:rPr>
-              <w:t>X symmetric)</w:t>
+              <w:t>Quadratic term rule: ∂(xᵀAx)/∂x = 2Ax (A=XᵀX symmetric)</w:t>
             </w:r>
           </w:p>
         </w:tc>
@@ -7410,51 +6796,7 @@
                 <w:sz w:val="20"/>
                 <w:szCs w:val="20"/>
               </w:rPr>
-              <w:t>∂J/∂β = 0 − 2X</w:t>
-            </w:r>
-            <w:r>
-              <w:rPr>
-                <w:rFonts w:ascii="Courier New" w:eastAsia="Courier New" w:hAnsi="Courier New" w:cs="Courier New"/>
-                <w:b/>
-                <w:bCs/>
-                <w:color w:val="FFFFFF"/>
-                <w:sz w:val="20"/>
-                <w:szCs w:val="20"/>
-              </w:rPr>
-              <w:t>ᵀ</w:t>
-            </w:r>
-            <w:r>
-              <w:rPr>
-                <w:rFonts w:ascii="Courier New" w:eastAsia="Courier New" w:hAnsi="Courier New" w:cs="Courier New"/>
-                <w:b/>
-                <w:bCs/>
-                <w:color w:val="FFFFFF"/>
-                <w:sz w:val="20"/>
-                <w:szCs w:val="20"/>
-              </w:rPr>
-              <w:t>Y + 2X</w:t>
-            </w:r>
-            <w:r>
-              <w:rPr>
-                <w:rFonts w:ascii="Courier New" w:eastAsia="Courier New" w:hAnsi="Courier New" w:cs="Courier New"/>
-                <w:b/>
-                <w:bCs/>
-                <w:color w:val="FFFFFF"/>
-                <w:sz w:val="20"/>
-                <w:szCs w:val="20"/>
-              </w:rPr>
-              <w:t>ᵀ</w:t>
-            </w:r>
-            <w:r>
-              <w:rPr>
-                <w:rFonts w:ascii="Courier New" w:eastAsia="Courier New" w:hAnsi="Courier New" w:cs="Courier New"/>
-                <w:b/>
-                <w:bCs/>
-                <w:color w:val="FFFFFF"/>
-                <w:sz w:val="20"/>
-                <w:szCs w:val="20"/>
-              </w:rPr>
-              <w:t>Xβ</w:t>
+              <w:t>∂J/∂β = 0 − 2XᵀY + 2XᵀXβ</w:t>
             </w:r>
           </w:p>
         </w:tc>
@@ -7625,62 +6967,7 @@
                 <w:sz w:val="20"/>
                 <w:szCs w:val="20"/>
               </w:rPr>
-              <w:t>−</w:t>
-            </w:r>
-            <w:r>
-              <w:rPr>
-                <w:rFonts w:ascii="Courier New" w:eastAsia="Courier New" w:hAnsi="Courier New" w:cs="Courier New"/>
-                <w:b/>
-                <w:bCs/>
-                <w:color w:val="FFFFFF"/>
-                <w:sz w:val="20"/>
-                <w:szCs w:val="20"/>
-              </w:rPr>
-              <w:t>2X</w:t>
-            </w:r>
-            <w:r>
-              <w:rPr>
-                <w:rFonts w:ascii="Courier New" w:eastAsia="Courier New" w:hAnsi="Courier New" w:cs="Courier New"/>
-                <w:b/>
-                <w:bCs/>
-                <w:color w:val="FFFFFF"/>
-                <w:sz w:val="20"/>
-                <w:szCs w:val="20"/>
-              </w:rPr>
-              <w:t>ᵀ</w:t>
-            </w:r>
-            <w:r>
-              <w:rPr>
-                <w:rFonts w:ascii="Courier New" w:eastAsia="Courier New" w:hAnsi="Courier New" w:cs="Courier New"/>
-                <w:b/>
-                <w:bCs/>
-                <w:color w:val="FFFFFF"/>
-                <w:sz w:val="20"/>
-                <w:szCs w:val="20"/>
-              </w:rPr>
-              <w:t>Y + 2X</w:t>
-            </w:r>
-            <w:r>
-              <w:rPr>
-                <w:rFonts w:ascii="Courier New" w:eastAsia="Courier New" w:hAnsi="Courier New" w:cs="Courier New"/>
-                <w:b/>
-                <w:bCs/>
-                <w:color w:val="FFFFFF"/>
-                <w:sz w:val="20"/>
-                <w:szCs w:val="20"/>
-              </w:rPr>
-              <w:t>ᵀ</w:t>
-            </w:r>
-            <w:r>
-              <w:rPr>
-                <w:rFonts w:ascii="Courier New" w:eastAsia="Courier New" w:hAnsi="Courier New" w:cs="Courier New"/>
-                <w:b/>
-                <w:bCs/>
-                <w:color w:val="FFFFFF"/>
-                <w:sz w:val="20"/>
-                <w:szCs w:val="20"/>
-              </w:rPr>
-              <w:t>Xβ = 0</w:t>
+              <w:t>−2XᵀY + 2XᵀXβ = 0</w:t>
             </w:r>
           </w:p>
         </w:tc>
@@ -7817,51 +7104,7 @@
                 <w:sz w:val="20"/>
                 <w:szCs w:val="20"/>
               </w:rPr>
-              <w:t>2X</w:t>
-            </w:r>
-            <w:r>
-              <w:rPr>
-                <w:rFonts w:ascii="Courier New" w:eastAsia="Courier New" w:hAnsi="Courier New" w:cs="Courier New"/>
-                <w:b/>
-                <w:bCs/>
-                <w:color w:val="FFFFFF"/>
-                <w:sz w:val="20"/>
-                <w:szCs w:val="20"/>
-              </w:rPr>
-              <w:t>ᵀ</w:t>
-            </w:r>
-            <w:r>
-              <w:rPr>
-                <w:rFonts w:ascii="Courier New" w:eastAsia="Courier New" w:hAnsi="Courier New" w:cs="Courier New"/>
-                <w:b/>
-                <w:bCs/>
-                <w:color w:val="FFFFFF"/>
-                <w:sz w:val="20"/>
-                <w:szCs w:val="20"/>
-              </w:rPr>
-              <w:t>Xβ = 2X</w:t>
-            </w:r>
-            <w:r>
-              <w:rPr>
-                <w:rFonts w:ascii="Courier New" w:eastAsia="Courier New" w:hAnsi="Courier New" w:cs="Courier New"/>
-                <w:b/>
-                <w:bCs/>
-                <w:color w:val="FFFFFF"/>
-                <w:sz w:val="20"/>
-                <w:szCs w:val="20"/>
-              </w:rPr>
-              <w:t>ᵀ</w:t>
-            </w:r>
-            <w:r>
-              <w:rPr>
-                <w:rFonts w:ascii="Courier New" w:eastAsia="Courier New" w:hAnsi="Courier New" w:cs="Courier New"/>
-                <w:b/>
-                <w:bCs/>
-                <w:color w:val="FFFFFF"/>
-                <w:sz w:val="20"/>
-                <w:szCs w:val="20"/>
-              </w:rPr>
-              <w:t>Y</w:t>
+              <w:t>2XᵀXβ = 2XᵀY</w:t>
             </w:r>
           </w:p>
         </w:tc>
@@ -7998,51 +7241,7 @@
                 <w:sz w:val="20"/>
                 <w:szCs w:val="20"/>
               </w:rPr>
-              <w:t>X</w:t>
-            </w:r>
-            <w:r>
-              <w:rPr>
-                <w:rFonts w:ascii="Courier New" w:eastAsia="Courier New" w:hAnsi="Courier New" w:cs="Courier New"/>
-                <w:b/>
-                <w:bCs/>
-                <w:color w:val="FFFFFF"/>
-                <w:sz w:val="20"/>
-                <w:szCs w:val="20"/>
-              </w:rPr>
-              <w:t>ᵀ</w:t>
-            </w:r>
-            <w:r>
-              <w:rPr>
-                <w:rFonts w:ascii="Courier New" w:eastAsia="Courier New" w:hAnsi="Courier New" w:cs="Courier New"/>
-                <w:b/>
-                <w:bCs/>
-                <w:color w:val="FFFFFF"/>
-                <w:sz w:val="20"/>
-                <w:szCs w:val="20"/>
-              </w:rPr>
-              <w:t>Xβ = X</w:t>
-            </w:r>
-            <w:r>
-              <w:rPr>
-                <w:rFonts w:ascii="Courier New" w:eastAsia="Courier New" w:hAnsi="Courier New" w:cs="Courier New"/>
-                <w:b/>
-                <w:bCs/>
-                <w:color w:val="FFFFFF"/>
-                <w:sz w:val="20"/>
-                <w:szCs w:val="20"/>
-              </w:rPr>
-              <w:t>ᵀ</w:t>
-            </w:r>
-            <w:r>
-              <w:rPr>
-                <w:rFonts w:ascii="Courier New" w:eastAsia="Courier New" w:hAnsi="Courier New" w:cs="Courier New"/>
-                <w:b/>
-                <w:bCs/>
-                <w:color w:val="FFFFFF"/>
-                <w:sz w:val="20"/>
-                <w:szCs w:val="20"/>
-              </w:rPr>
-              <w:t>Y</w:t>
+              <w:t>XᵀXβ = XᵀY</w:t>
             </w:r>
           </w:p>
         </w:tc>
@@ -8125,13 +7324,7 @@
         <w:spacing w:before="55" w:after="55"/>
       </w:pPr>
       <w:r>
-        <w:t>Solving for β by isolating it (multiplying both sides by the inverse of X</w:t>
-      </w:r>
-      <w:r>
-        <w:t>ᵀ</w:t>
-      </w:r>
-      <w:r>
-        <w:t>X):</w:t>
+        <w:t>Solving for β by isolating it (multiplying both sides by the inverse of XᵀX):</w:t>
       </w:r>
     </w:p>
     <w:p>
@@ -8198,43 +7391,7 @@
                 <w:bCs/>
                 <w:color w:val="FFFFFF"/>
               </w:rPr>
-              <w:t>β = (X</w:t>
-            </w:r>
-            <w:r>
-              <w:rPr>
-                <w:rFonts w:ascii="Courier New" w:eastAsia="Courier New" w:hAnsi="Courier New" w:cs="Courier New"/>
-                <w:b/>
-                <w:bCs/>
-                <w:color w:val="FFFFFF"/>
-              </w:rPr>
-              <w:t>ᵀ</w:t>
-            </w:r>
-            <w:r>
-              <w:rPr>
-                <w:rFonts w:ascii="Courier New" w:eastAsia="Courier New" w:hAnsi="Courier New" w:cs="Courier New"/>
-                <w:b/>
-                <w:bCs/>
-                <w:color w:val="FFFFFF"/>
-              </w:rPr>
-              <w:t>X)⁻¹ X</w:t>
-            </w:r>
-            <w:r>
-              <w:rPr>
-                <w:rFonts w:ascii="Courier New" w:eastAsia="Courier New" w:hAnsi="Courier New" w:cs="Courier New"/>
-                <w:b/>
-                <w:bCs/>
-                <w:color w:val="FFFFFF"/>
-              </w:rPr>
-              <w:t>ᵀ</w:t>
-            </w:r>
-            <w:r>
-              <w:rPr>
-                <w:rFonts w:ascii="Courier New" w:eastAsia="Courier New" w:hAnsi="Courier New" w:cs="Courier New"/>
-                <w:b/>
-                <w:bCs/>
-                <w:color w:val="FFFFFF"/>
-              </w:rPr>
-              <w:t>Y</w:t>
+              <w:t>β = (XᵀX)⁻¹ XᵀY</w:t>
             </w:r>
           </w:p>
         </w:tc>
@@ -8329,33 +7486,10 @@
                 <w:bCs/>
                 <w:color w:val="15803D"/>
               </w:rPr>
-              <w:t>🏆</w:t>
-            </w:r>
-            <w:r>
-              <w:rPr>
-                <w:b/>
-                <w:bCs/>
-                <w:color w:val="15803D"/>
-              </w:rPr>
-              <w:t xml:space="preserve">  The OLS Closed-Form Solution:  </w:t>
-            </w:r>
-            <w:r>
-              <w:t>β = (X</w:t>
-            </w:r>
-            <w:r>
-              <w:t>ᵀ</w:t>
-            </w:r>
-            <w:r>
-              <w:t>X)⁻¹X</w:t>
-            </w:r>
-            <w:r>
-              <w:t>ᵀ</w:t>
-            </w:r>
-            <w:r>
-              <w:t>Y. This formula computes the BEST possi</w:t>
-            </w:r>
-            <w:r>
-              <w:t>ble β in one shot using matrix inversion and multiplication. No learning rate, no iterations, no convergence monitoring needed — it is mathematically exact.</w:t>
+              <w:t xml:space="preserve">🏆  The OLS Closed-Form Solution:  </w:t>
+            </w:r>
+            <w:r>
+              <w:t>β = (XᵀX)⁻¹XᵀY. This formula computes the BEST possible β in one shot using matrix inversion and multiplication. No learning rate, no iterations, no convergence monitoring needed — it is mathematically exact.</w:t>
             </w:r>
           </w:p>
         </w:tc>
@@ -8535,21 +7669,7 @@
                 <w:sz w:val="20"/>
                 <w:szCs w:val="20"/>
               </w:rPr>
-              <w:t>β_new = β_old − α · [X</w:t>
-            </w:r>
-            <w:r>
-              <w:rPr>
-                <w:sz w:val="20"/>
-                <w:szCs w:val="20"/>
-              </w:rPr>
-              <w:t>ᵀ</w:t>
-            </w:r>
-            <w:r>
-              <w:rPr>
-                <w:sz w:val="20"/>
-                <w:szCs w:val="20"/>
-              </w:rPr>
-              <w:t>(Xβ − y) / n]   →  repeated MULTIPLE times (iteration)</w:t>
+              <w:t>β_new = β_old − α · [Xᵀ(Xβ − y) / n]   →  repeated MULTIPLE times (iteration)</w:t>
             </w:r>
           </w:p>
         </w:tc>
@@ -8613,35 +7733,7 @@
                 <w:sz w:val="20"/>
                 <w:szCs w:val="20"/>
               </w:rPr>
-              <w:t>β_new = (X</w:t>
-            </w:r>
-            <w:r>
-              <w:rPr>
-                <w:sz w:val="20"/>
-                <w:szCs w:val="20"/>
-              </w:rPr>
-              <w:t>ᵀ</w:t>
-            </w:r>
-            <w:r>
-              <w:rPr>
-                <w:sz w:val="20"/>
-                <w:szCs w:val="20"/>
-              </w:rPr>
-              <w:t>X)⁻¹ X</w:t>
-            </w:r>
-            <w:r>
-              <w:rPr>
-                <w:sz w:val="20"/>
-                <w:szCs w:val="20"/>
-              </w:rPr>
-              <w:t>ᵀ</w:t>
-            </w:r>
-            <w:r>
-              <w:rPr>
-                <w:sz w:val="20"/>
-                <w:szCs w:val="20"/>
-              </w:rPr>
-              <w:t>Y   →  computed ONCE, exact answer</w:t>
+              <w:t>β_new = (XᵀX)⁻¹ XᵀY   →  computed ONCE, exact answer</w:t>
             </w:r>
           </w:p>
         </w:tc>
@@ -8709,35 +7801,10 @@
                 <w:bCs/>
                 <w:color w:val="6D28D9"/>
               </w:rPr>
-              <w:t>⚖</w:t>
-            </w:r>
-            <w:r>
-              <w:rPr>
-                <w:b/>
-                <w:bCs/>
-                <w:color w:val="6D28D9"/>
-              </w:rPr>
-              <w:t>️</w:t>
-            </w:r>
-            <w:r>
-              <w:rPr>
-                <w:b/>
-                <w:bCs/>
-                <w:color w:val="6D28D9"/>
-              </w:rPr>
-              <w:t xml:space="preserve">  When Each Wins:  </w:t>
-            </w:r>
-            <w:r>
-              <w:t>OLS wins for small-medium datasets with few features — exact and instant. Gradient Descent wins for large datasets or many features — OLS's matrix inversion (X</w:t>
-            </w:r>
-            <w:r>
-              <w:t>ᵀ</w:t>
-            </w:r>
-            <w:r>
-              <w:t>X)⁻¹ becomes computationally very expensive (and sometimes numerically unstable) as feature coun</w:t>
-            </w:r>
-            <w:r>
-              <w:t>t grows.</w:t>
+              <w:t xml:space="preserve">⚖️  When Each Wins:  </w:t>
+            </w:r>
+            <w:r>
+              <w:t>OLS wins for small-medium datasets with few features — exact and instant. Gradient Descent wins for large datasets or many features — OLS's matrix inversion (XᵀX)⁻¹ becomes computationally very expensive (and sometimes numerically unstable) as feature count grows.</w:t>
             </w:r>
           </w:p>
         </w:tc>
@@ -8913,17 +7980,7 @@
                 <w:sz w:val="21"/>
                 <w:szCs w:val="21"/>
               </w:rPr>
-              <w:t>Feature Engine</w:t>
-            </w:r>
-            <w:r>
-              <w:rPr>
-                <w:b/>
-                <w:bCs/>
-                <w:color w:val="0F766E"/>
-                <w:sz w:val="21"/>
-                <w:szCs w:val="21"/>
-              </w:rPr>
-              <w:t>ering (FE)</w:t>
+              <w:t>Feature Engineering (FE)</w:t>
             </w:r>
           </w:p>
           <w:p>
@@ -9644,13 +8701,7 @@
         <w:ind w:left="140"/>
       </w:pPr>
       <w:r>
-        <w:t>⚠</w:t>
-      </w:r>
-      <w:r>
-        <w:t>️</w:t>
-      </w:r>
-      <w:r>
-        <w:t xml:space="preserve"> Now Test Data Arrives — min=99, max=1400 (DIFFERENT range!)</w:t>
+        <w:t>⚠️ Now Test Data Arrives — min=99, max=1400 (DIFFERENT range!)</w:t>
       </w:r>
     </w:p>
     <w:tbl>
@@ -9707,8 +8758,28 @@
                 <w:sz w:val="20"/>
                 <w:szCs w:val="20"/>
               </w:rPr>
-              <w:t>❌</w:t>
-            </w:r>
+              <w:t>❌ WRONG — Re-fit on test</w:t>
+            </w:r>
+          </w:p>
+        </w:tc>
+        <w:tc>
+          <w:tcPr>
+            <w:tcW w:w="4680" w:type="dxa"/>
+            <w:tcBorders>
+              <w:top w:val="single" w:sz="1" w:space="0" w:color="D1D5DB"/>
+              <w:left w:val="single" w:sz="1" w:space="0" w:color="D1D5DB"/>
+              <w:bottom w:val="single" w:sz="1" w:space="0" w:color="D1D5DB"/>
+              <w:right w:val="single" w:sz="1" w:space="0" w:color="D1D5DB"/>
+            </w:tcBorders>
+            <w:shd w:val="clear" w:color="auto" w:fill="0D1F3C"/>
+            <w:tcMar>
+              <w:top w:w="90" w:type="dxa"/>
+              <w:left w:w="120" w:type="dxa"/>
+              <w:bottom w:w="90" w:type="dxa"/>
+              <w:right w:w="120" w:type="dxa"/>
+            </w:tcMar>
+          </w:tcPr>
+          <w:p>
             <w:r>
               <w:rPr>
                 <w:b/>
@@ -9717,47 +8788,7 @@
                 <w:sz w:val="20"/>
                 <w:szCs w:val="20"/>
               </w:rPr>
-              <w:t xml:space="preserve"> WRONG — Re-fit on test</w:t>
-            </w:r>
-          </w:p>
-        </w:tc>
-        <w:tc>
-          <w:tcPr>
-            <w:tcW w:w="4680" w:type="dxa"/>
-            <w:tcBorders>
-              <w:top w:val="single" w:sz="1" w:space="0" w:color="D1D5DB"/>
-              <w:left w:val="single" w:sz="1" w:space="0" w:color="D1D5DB"/>
-              <w:bottom w:val="single" w:sz="1" w:space="0" w:color="D1D5DB"/>
-              <w:right w:val="single" w:sz="1" w:space="0" w:color="D1D5DB"/>
-            </w:tcBorders>
-            <w:shd w:val="clear" w:color="auto" w:fill="0D1F3C"/>
-            <w:tcMar>
-              <w:top w:w="90" w:type="dxa"/>
-              <w:left w:w="120" w:type="dxa"/>
-              <w:bottom w:w="90" w:type="dxa"/>
-              <w:right w:w="120" w:type="dxa"/>
-            </w:tcMar>
-          </w:tcPr>
-          <w:p>
-            <w:r>
-              <w:rPr>
-                <w:b/>
-                <w:bCs/>
-                <w:color w:val="FFFFFF"/>
-                <w:sz w:val="20"/>
-                <w:szCs w:val="20"/>
-              </w:rPr>
-              <w:t>✅</w:t>
-            </w:r>
-            <w:r>
-              <w:rPr>
-                <w:b/>
-                <w:bCs/>
-                <w:color w:val="FFFFFF"/>
-                <w:sz w:val="20"/>
-                <w:szCs w:val="20"/>
-              </w:rPr>
-              <w:t xml:space="preserve"> CORRECT — Reuse train's min/max</w:t>
+              <w:t>✅ CORRECT — Reuse train's min/max</w:t>
             </w:r>
           </w:p>
         </w:tc>
@@ -9874,16 +8905,7 @@
                 <w:sz w:val="19"/>
                 <w:szCs w:val="19"/>
               </w:rPr>
-              <w:t>Data → T</w:t>
-            </w:r>
-            <w:r>
-              <w:rPr>
-                <w:rFonts w:ascii="Courier New" w:eastAsia="Courier New" w:hAnsi="Courier New" w:cs="Courier New"/>
-                <w:color w:val="15803D"/>
-                <w:sz w:val="19"/>
-                <w:szCs w:val="19"/>
-              </w:rPr>
-              <w:t>est → scaled(test, using train params) → test_scaled → Model</w:t>
+              <w:t>Data → Test → scaled(test, using train params) → test_scaled → Model</w:t>
             </w:r>
           </w:p>
           <w:p>
@@ -10041,16 +9063,7 @@
                 <w:sz w:val="18"/>
                 <w:szCs w:val="18"/>
               </w:rPr>
-              <w:t xml:space="preserve">train_scaled = </w:t>
-            </w:r>
-            <w:r>
-              <w:rPr>
-                <w:rFonts w:ascii="Courier New" w:eastAsia="Courier New" w:hAnsi="Courier New" w:cs="Courier New"/>
-                <w:color w:val="E2E8F0"/>
-                <w:sz w:val="18"/>
-                <w:szCs w:val="18"/>
-              </w:rPr>
-              <w:t>a.fit_transform(train)</w:t>
+              <w:t>train_scaled = a.fit_transform(train)</w:t>
             </w:r>
           </w:p>
           <w:p>
@@ -10286,21 +9299,10 @@
                 <w:bCs/>
                 <w:color w:val="B91C1C"/>
               </w:rPr>
-              <w:t>🔑</w:t>
-            </w:r>
-            <w:r>
-              <w:rPr>
-                <w:b/>
-                <w:bCs/>
-                <w:color w:val="B91C1C"/>
-              </w:rPr>
-              <w:t xml:space="preserve">  THE GOLDEN RULE:  </w:t>
-            </w:r>
-            <w:r>
-              <w:t>fit_transform() on TRAIN data (lea</w:t>
-            </w:r>
-            <w:r>
-              <w:t>rns + applies). transform() ONLY on TEST data (applies what was already learned — never re-learns). Never call fit() or fit_transform() on test data — this causes DATA LEAKAGE.</w:t>
+              <w:t xml:space="preserve">🔑  THE GOLDEN RULE:  </w:t>
+            </w:r>
+            <w:r>
+              <w:t>fit_transform() on TRAIN data (learns + applies). transform() ONLY on TEST data (applies what was already learned — never re-learns). Never call fit() or fit_transform() on test data — this causes DATA LEAKAGE.</w:t>
             </w:r>
           </w:p>
         </w:tc>
@@ -10360,10 +9362,7 @@
         <w:ind w:left="120"/>
       </w:pPr>
       <w:r>
-        <w:t>8.1  Separate Transformers for Numerica</w:t>
-      </w:r>
-      <w:r>
-        <w:t>l vs Categorical</w:t>
+        <w:t>8.1  Separate Transformers for Numerical vs Categorical</w:t>
       </w:r>
     </w:p>
     <w:p>
@@ -10541,16 +9540,7 @@
                 <w:sz w:val="18"/>
                 <w:szCs w:val="18"/>
               </w:rPr>
-              <w:t xml:space="preserve">train_cat_scaled = o.fit_transform(train[cat])  </w:t>
-            </w:r>
-            <w:r>
-              <w:rPr>
-                <w:rFonts w:ascii="Courier New" w:eastAsia="Courier New" w:hAnsi="Courier New" w:cs="Courier New"/>
-                <w:color w:val="E2E8F0"/>
-                <w:sz w:val="18"/>
-                <w:szCs w:val="18"/>
-              </w:rPr>
-              <w:t xml:space="preserve"> # learn + apply on train</w:t>
+              <w:t>train_cat_scaled = o.fit_transform(train[cat])   # learn + apply on train</w:t>
             </w:r>
           </w:p>
           <w:p>
@@ -11020,21 +10010,10 @@
                 <w:bCs/>
                 <w:color w:val="0F766E"/>
               </w:rPr>
-              <w:t>🧩</w:t>
-            </w:r>
-            <w:r>
-              <w:rPr>
-                <w:b/>
-                <w:bCs/>
-                <w:color w:val="0F766E"/>
-              </w:rPr>
-              <w:t xml:space="preserve">  Why different scalers/encoders for different columns?  </w:t>
-            </w:r>
-            <w:r>
-              <w:t>Different features have different distributions and types. Skewed numerical data may need StandardScaler, bounded data may use Min-Max. Low-cardinality categoricals use OHE, high-cardinality ones use Target Encoding. ColumnTransformer (sklearn) handles app</w:t>
-            </w:r>
-            <w:r>
-              <w:t>lying different transformers to different column subsets in ONE unified object.</w:t>
+              <w:t xml:space="preserve">🧩  Why different scalers/encoders for different columns?  </w:t>
+            </w:r>
+            <w:r>
+              <w:t>Different features have different distributions and types. Skewed numerical data may need StandardScaler, bounded data may use Min-Max. Low-cardinality categoricals use OHE, high-cardinality ones use Target Encoding. ColumnTransformer (sklearn) handles applying different transformers to different column subsets in ONE unified object.</w:t>
             </w:r>
           </w:p>
         </w:tc>
@@ -11071,10 +10050,7 @@
         <w:spacing w:before="55" w:after="55"/>
       </w:pPr>
       <w:r>
-        <w:t>From the notes — a column transformer structure applies different pipelines to different columns and combines resul</w:t>
-      </w:r>
-      <w:r>
-        <w:t>ts:</w:t>
+        <w:t>From the notes — a column transformer structure applies different pipelines to different columns and combines results:</w:t>
       </w:r>
     </w:p>
     <w:p>
@@ -11261,10 +10237,7 @@
         <w:spacing w:before="55" w:after="55"/>
       </w:pPr>
       <w:r>
-        <w:t xml:space="preserve">Complete end-to-end practical applying everything learned: EDA </w:t>
-      </w:r>
-      <w:r>
-        <w:t>→ preprocessing pipeline → SGD &amp; OLS training → evaluation. Dataset: Kaggle Boston Housing competition.</w:t>
+        <w:t>Complete end-to-end practical applying everything learned: EDA → preprocessing pipeline → SGD &amp; OLS training → evaluation. Dataset: Kaggle Boston Housing competition.</w:t>
       </w:r>
     </w:p>
     <w:p>
@@ -11516,16 +10489,7 @@
                 <w:sz w:val="18"/>
                 <w:szCs w:val="18"/>
               </w:rPr>
-              <w:t xml:space="preserve">    print(f'Missing values : {df.isnull().sum()}</w:t>
-            </w:r>
-            <w:r>
-              <w:rPr>
-                <w:rFonts w:ascii="Courier New" w:eastAsia="Courier New" w:hAnsi="Courier New" w:cs="Courier New"/>
-                <w:color w:val="E2E8F0"/>
-                <w:sz w:val="18"/>
-                <w:szCs w:val="18"/>
-              </w:rPr>
-              <w:t>')</w:t>
+              <w:t xml:space="preserve">    print(f'Missing values : {df.isnull().sum()}')</w:t>
             </w:r>
           </w:p>
           <w:p>
@@ -11637,16 +10601,7 @@
                 <w:sz w:val="18"/>
                 <w:szCs w:val="18"/>
               </w:rPr>
-              <w:t>plt.title('Distribution of Target (medv)')   # medv = median ho</w:t>
-            </w:r>
-            <w:r>
-              <w:rPr>
-                <w:rFonts w:ascii="Courier New" w:eastAsia="Courier New" w:hAnsi="Courier New" w:cs="Courier New"/>
-                <w:color w:val="E2E8F0"/>
-                <w:sz w:val="18"/>
-                <w:szCs w:val="18"/>
-              </w:rPr>
-              <w:t>me value</w:t>
+              <w:t>plt.title('Distribution of Target (medv)')   # medv = median home value</w:t>
             </w:r>
           </w:p>
           <w:p>
@@ -11971,16 +10926,7 @@
                 <w:sz w:val="18"/>
                 <w:szCs w:val="18"/>
               </w:rPr>
-              <w:t>from sklear</w:t>
-            </w:r>
-            <w:r>
-              <w:rPr>
-                <w:rFonts w:ascii="Courier New" w:eastAsia="Courier New" w:hAnsi="Courier New" w:cs="Courier New"/>
-                <w:color w:val="E2E8F0"/>
-                <w:sz w:val="18"/>
-                <w:szCs w:val="18"/>
-              </w:rPr>
-              <w:t>n.model_selection import train_test_split</w:t>
+              <w:t>from sklearn.model_selection import train_test_split</w:t>
             </w:r>
           </w:p>
           <w:p>
@@ -12106,16 +11052,7 @@
                 <w:sz w:val="18"/>
                 <w:szCs w:val="18"/>
               </w:rPr>
-              <w:t>X_train_split, X_test_split, y_train_split, y_test_split = train_test_sp</w:t>
-            </w:r>
-            <w:r>
-              <w:rPr>
-                <w:rFonts w:ascii="Courier New" w:eastAsia="Courier New" w:hAnsi="Courier New" w:cs="Courier New"/>
-                <w:color w:val="E2E8F0"/>
-                <w:sz w:val="18"/>
-                <w:szCs w:val="18"/>
-              </w:rPr>
-              <w:t>lit(</w:t>
+              <w:t>X_train_split, X_test_split, y_train_split, y_test_split = train_test_split(</w:t>
             </w:r>
           </w:p>
           <w:p>
@@ -12213,16 +11150,7 @@
                 <w:sz w:val="18"/>
                 <w:szCs w:val="18"/>
               </w:rPr>
-              <w:t># STEP 3: Cre</w:t>
-            </w:r>
-            <w:r>
-              <w:rPr>
-                <w:rFonts w:ascii="Courier New" w:eastAsia="Courier New" w:hAnsi="Courier New" w:cs="Courier New"/>
-                <w:color w:val="E2E8F0"/>
-                <w:sz w:val="18"/>
-                <w:szCs w:val="18"/>
-              </w:rPr>
-              <w:t>ate transformer objects (NOT fitted yet)</w:t>
+              <w:t># STEP 3: Create transformer objects (NOT fitted yet)</w:t>
             </w:r>
           </w:p>
           <w:p>
@@ -12474,16 +11402,7 @@
                 <w:sz w:val="18"/>
                 <w:szCs w:val="18"/>
               </w:rPr>
-              <w:t>print(f'X_test_processed shape: {X_t</w:t>
-            </w:r>
-            <w:r>
-              <w:rPr>
-                <w:rFonts w:ascii="Courier New" w:eastAsia="Courier New" w:hAnsi="Courier New" w:cs="Courier New"/>
-                <w:color w:val="E2E8F0"/>
-                <w:sz w:val="18"/>
-                <w:szCs w:val="18"/>
-              </w:rPr>
-              <w:t>est_processed.shape}')</w:t>
+              <w:t>print(f'X_test_processed shape: {X_test_processed.shape}')</w:t>
             </w:r>
           </w:p>
         </w:tc>
@@ -12738,52 +11657,7 @@
                 <w:sz w:val="18"/>
                 <w:szCs w:val="18"/>
               </w:rPr>
-              <w:t>linear_reg</w:t>
-            </w:r>
-            <w:r>
-              <w:rPr>
-                <w:rFonts w:ascii="Courier New" w:eastAsia="Courier New" w:hAnsi="Courier New" w:cs="Courier New"/>
-                <w:color w:val="E2E8F0"/>
-                <w:sz w:val="18"/>
-                <w:szCs w:val="18"/>
-              </w:rPr>
-              <w:t>_ols = LinearRegression()  # uses (X</w:t>
-            </w:r>
-            <w:r>
-              <w:rPr>
-                <w:rFonts w:ascii="Courier New" w:eastAsia="Courier New" w:hAnsi="Courier New" w:cs="Courier New"/>
-                <w:color w:val="E2E8F0"/>
-                <w:sz w:val="18"/>
-                <w:szCs w:val="18"/>
-              </w:rPr>
-              <w:t>ᵀ</w:t>
-            </w:r>
-            <w:r>
-              <w:rPr>
-                <w:rFonts w:ascii="Courier New" w:eastAsia="Courier New" w:hAnsi="Courier New" w:cs="Courier New"/>
-                <w:color w:val="E2E8F0"/>
-                <w:sz w:val="18"/>
-                <w:szCs w:val="18"/>
-              </w:rPr>
-              <w:t>X)⁻¹X</w:t>
-            </w:r>
-            <w:r>
-              <w:rPr>
-                <w:rFonts w:ascii="Courier New" w:eastAsia="Courier New" w:hAnsi="Courier New" w:cs="Courier New"/>
-                <w:color w:val="E2E8F0"/>
-                <w:sz w:val="18"/>
-                <w:szCs w:val="18"/>
-              </w:rPr>
-              <w:t>ᵀ</w:t>
-            </w:r>
-            <w:r>
-              <w:rPr>
-                <w:rFonts w:ascii="Courier New" w:eastAsia="Courier New" w:hAnsi="Courier New" w:cs="Courier New"/>
-                <w:color w:val="E2E8F0"/>
-                <w:sz w:val="18"/>
-                <w:szCs w:val="18"/>
-              </w:rPr>
-              <w:t>Y internally</w:t>
+              <w:t>linear_reg_ols = LinearRegression()  # uses (XᵀX)⁻¹XᵀY internally</w:t>
             </w:r>
           </w:p>
           <w:p>
@@ -12996,16 +11870,7 @@
                 <w:sz w:val="18"/>
                 <w:szCs w:val="18"/>
               </w:rPr>
-              <w:t>print(f'MSE (TRAIN) (SGD): {mse_tra</w:t>
-            </w:r>
-            <w:r>
-              <w:rPr>
-                <w:rFonts w:ascii="Courier New" w:eastAsia="Courier New" w:hAnsi="Courier New" w:cs="Courier New"/>
-                <w:color w:val="E2E8F0"/>
-                <w:sz w:val="18"/>
-                <w:szCs w:val="18"/>
-              </w:rPr>
-              <w:t>in}')</w:t>
+              <w:t>print(f'MSE (TRAIN) (SGD): {mse_train}')</w:t>
             </w:r>
           </w:p>
           <w:p>
@@ -13159,16 +12024,7 @@
                 <w:sz w:val="18"/>
                 <w:szCs w:val="18"/>
               </w:rPr>
-              <w:t xml:space="preserve">    plt.title('Actual vs. Predicte</w:t>
-            </w:r>
-            <w:r>
-              <w:rPr>
-                <w:rFonts w:ascii="Courier New" w:eastAsia="Courier New" w:hAnsi="Courier New" w:cs="Courier New"/>
-                <w:color w:val="E2E8F0"/>
-                <w:sz w:val="18"/>
-                <w:szCs w:val="18"/>
-              </w:rPr>
-              <w:t>d Values Over Index')</w:t>
+              <w:t xml:space="preserve">    plt.title('Actual vs. Predicted Values Over Index')</w:t>
             </w:r>
           </w:p>
           <w:p>
@@ -13306,21 +12162,10 @@
                 <w:bCs/>
                 <w:color w:val="15803D"/>
               </w:rPr>
-              <w:t>✅</w:t>
-            </w:r>
-            <w:r>
-              <w:rPr>
-                <w:b/>
-                <w:bCs/>
-                <w:color w:val="15803D"/>
-              </w:rPr>
-              <w:t xml:space="preserve">  Workflow Recap — X, Y → method → 4 outputs:  </w:t>
-            </w:r>
-            <w:r>
-              <w:t>X, y → train_test_split() → X_train, X_test, y_train, y_test. Then: categorical columns A,B,C → train → OHE → encoded columns → feeds into model. This whole flow (EDA → split → scale/encode → train → evaluate</w:t>
-            </w:r>
-            <w:r>
-              <w:t>) is the complete practical ML pipeline.</w:t>
+              <w:t xml:space="preserve">✅  Workflow Recap — X, Y → method → 4 outputs:  </w:t>
+            </w:r>
+            <w:r>
+              <w:t>X, y → train_test_split() → X_train, X_test, y_train, y_test. Then: categorical columns A,B,C → train → OHE → encoded columns → feeds into model. This whole flow (EDA → split → scale/encode → train → evaluate) is the complete practical ML pipeline.</w:t>
             </w:r>
           </w:p>
         </w:tc>
@@ -13911,43 +12756,7 @@
                 <w:sz w:val="20"/>
                 <w:szCs w:val="20"/>
               </w:rPr>
-              <w:t>β = (X</w:t>
-            </w:r>
-            <w:r>
-              <w:rPr>
-                <w:b/>
-                <w:bCs/>
-                <w:sz w:val="20"/>
-                <w:szCs w:val="20"/>
-              </w:rPr>
-              <w:t>ᵀ</w:t>
-            </w:r>
-            <w:r>
-              <w:rPr>
-                <w:b/>
-                <w:bCs/>
-                <w:sz w:val="20"/>
-                <w:szCs w:val="20"/>
-              </w:rPr>
-              <w:t>X)⁻¹X</w:t>
-            </w:r>
-            <w:r>
-              <w:rPr>
-                <w:b/>
-                <w:bCs/>
-                <w:sz w:val="20"/>
-                <w:szCs w:val="20"/>
-              </w:rPr>
-              <w:t>ᵀ</w:t>
-            </w:r>
-            <w:r>
-              <w:rPr>
-                <w:b/>
-                <w:bCs/>
-                <w:sz w:val="20"/>
-                <w:szCs w:val="20"/>
-              </w:rPr>
-              <w:t>Y — exact, single computation</w:t>
+              <w:t>β = (XᵀX)⁻¹XᵀY — exact, single computation</w:t>
             </w:r>
           </w:p>
         </w:tc>
@@ -14517,10 +13326,7 @@
         <w:spacing w:before="45" w:after="45"/>
       </w:pPr>
       <w:r>
-        <w:t>6. Train model: SGDRegre</w:t>
-      </w:r>
-      <w:r>
-        <w:t>ssor (gradient descent) or LinearRegression (OLS)</w:t>
+        <w:t>6. Train model: SGDRegressor (gradient descent) or LinearRegression (OLS)</w:t>
       </w:r>
     </w:p>
     <w:p>
@@ -14558,6 +13364,770 @@
       </w:r>
     </w:p>
     <w:p>
+      <w:r>
+        <w:br w:type="page"/>
+      </w:r>
+    </w:p>
+    <w:p>
+      <w:pPr>
+        <w:pStyle w:val="Heading1"/>
+        <w:shd w:val="clear" w:color="auto" w:fill="0D1F3C"/>
+        <w:ind w:left="160"/>
+      </w:pPr>
+      <w:r>
+        <w:t>11. Senior Engineer Notes — What Experience Adds Beyond the Theory</w:t>
+      </w:r>
+    </w:p>
+    <w:p>
+      <w:pPr>
+        <w:spacing w:before="40"/>
+      </w:pPr>
+      <w:r>
+        <w:t xml:space="preserve"> </w:t>
+      </w:r>
+    </w:p>
+    <w:p>
+      <w:r>
+        <w:t>Everything above is correct and matches the lecture. This section adds the layer that usually only shows up after you’ve been burned by it once in a real project — the gap between “the math checks out” and “this works reliably in production.”</w:t>
+      </w:r>
+    </w:p>
+    <w:p>
+      <w:pPr>
+        <w:spacing w:before="100"/>
+      </w:pPr>
+      <w:r>
+        <w:t xml:space="preserve"> </w:t>
+      </w:r>
+    </w:p>
+    <w:p>
+      <w:pPr>
+        <w:pStyle w:val="Heading2"/>
+        <w:shd w:val="clear" w:color="auto" w:fill="C2410C"/>
+        <w:ind w:left="120"/>
+      </w:pPr>
+      <w:r>
+        <w:t>11.1  “Batch GD Is Smooth and Stable” Quietly Assumes the Loss Surface Is Convex</w:t>
+      </w:r>
+    </w:p>
+    <w:p>
+      <w:pPr>
+        <w:spacing w:before="30"/>
+      </w:pPr>
+      <w:r>
+        <w:t xml:space="preserve"> </w:t>
+      </w:r>
+    </w:p>
+    <w:tbl>
+      <w:tblPr>
+        <w:tblW w:w="9360" w:type="dxa"/>
+        <w:tblBorders>
+          <w:top w:val="single" w:sz="4" w:space="0" w:color="auto"/>
+          <w:left w:val="single" w:sz="4" w:space="0" w:color="auto"/>
+          <w:bottom w:val="single" w:sz="4" w:space="0" w:color="auto"/>
+          <w:right w:val="single" w:sz="4" w:space="0" w:color="auto"/>
+          <w:insideH w:val="single" w:sz="4" w:space="0" w:color="auto"/>
+          <w:insideV w:val="single" w:sz="4" w:space="0" w:color="auto"/>
+        </w:tblBorders>
+        <w:tblCellMar>
+          <w:left w:w="10" w:type="dxa"/>
+          <w:right w:w="10" w:type="dxa"/>
+        </w:tblCellMar>
+        <w:tblLook w:val="0000" w:firstRow="0" w:lastRow="0" w:firstColumn="0" w:lastColumn="0" w:noHBand="0" w:noVBand="0"/>
+      </w:tblPr>
+      <w:tblGrid>
+        <w:gridCol w:w="9360"/>
+      </w:tblGrid>
+      <w:tr>
+        <w:tblPrEx>
+          <w:tblCellMar>
+            <w:top w:w="0" w:type="dxa"/>
+            <w:bottom w:w="0" w:type="dxa"/>
+          </w:tblCellMar>
+        </w:tblPrEx>
+        <w:tc>
+          <w:tcPr>
+            <w:tcW w:w="9360" w:type="dxa"/>
+            <w:tcBorders>
+              <w:top w:val="none" w:sz="0" w:space="0" w:color="FFFFFF"/>
+              <w:left w:val="none" w:sz="0" w:space="0" w:color="FFFFFF"/>
+              <w:bottom w:val="none" w:sz="0" w:space="0" w:color="FFFFFF"/>
+              <w:right w:val="none" w:sz="0" w:space="0" w:color="FFFFFF"/>
+            </w:tcBorders>
+            <w:shd w:val="clear" w:color="auto" w:fill="FEE2E2"/>
+            <w:tcMar>
+              <w:top w:w="120" w:type="dxa"/>
+              <w:left w:w="200" w:type="dxa"/>
+              <w:bottom w:w="120" w:type="dxa"/>
+              <w:right w:w="200" w:type="dxa"/>
+            </w:tcMar>
+          </w:tcPr>
+          <w:p>
+            <w:pPr>
+              <w:spacing w:before="40" w:after="40"/>
+            </w:pPr>
+            <w:r>
+              <w:rPr>
+                <w:b/>
+                <w:bCs/>
+                <w:color w:val="B91C1C"/>
+              </w:rPr>
+              <w:t xml:space="preserve">⚠️  Section 3’s “ball rolling smoothly downhill” picture is true for OLS’s convex MSE bowl — it is not true for most loss surfaces in practice.  </w:t>
+            </w:r>
+            <w:r>
+              <w:t>Linear Regression’s MSE loss is convex, so Batch GD genuinely does move smoothly to the single global minimum. The moment the model gets more complex (neural networks, anything with non-linear activations), the loss surface has many local minima and saddle points, and “smooth and stable” stops being purely an advantage — Batch GD can converge confidently to a mediocre local minimum and never know it. This is part of why SGD/Mini-Batch’s noise (Section 2.2, 2.3) is sometimes a genuine feature, not just a speed compromise: the noise can kick the parameters out of shallow local minima that Batch GD would calmly settle into.</w:t>
+            </w:r>
+          </w:p>
+        </w:tc>
+      </w:tr>
+    </w:tbl>
+    <w:p>
+      <w:pPr>
+        <w:spacing w:before="100"/>
+      </w:pPr>
+      <w:r>
+        <w:t xml:space="preserve"> </w:t>
+      </w:r>
+    </w:p>
+    <w:p>
+      <w:pPr>
+        <w:pStyle w:val="Heading2"/>
+        <w:shd w:val="clear" w:color="auto" w:fill="C2410C"/>
+        <w:ind w:left="120"/>
+      </w:pPr>
+      <w:r>
+        <w:t>11.2  OLS’s (XᵀX)⁻¹ Is a Textbook Formula — Nobody Actually Inverts the Matrix That Way</w:t>
+      </w:r>
+    </w:p>
+    <w:p>
+      <w:pPr>
+        <w:spacing w:before="30"/>
+      </w:pPr>
+      <w:r>
+        <w:t xml:space="preserve"> </w:t>
+      </w:r>
+    </w:p>
+    <w:tbl>
+      <w:tblPr>
+        <w:tblW w:w="9360" w:type="dxa"/>
+        <w:tblBorders>
+          <w:top w:val="single" w:sz="4" w:space="0" w:color="auto"/>
+          <w:left w:val="single" w:sz="4" w:space="0" w:color="auto"/>
+          <w:bottom w:val="single" w:sz="4" w:space="0" w:color="auto"/>
+          <w:right w:val="single" w:sz="4" w:space="0" w:color="auto"/>
+          <w:insideH w:val="single" w:sz="4" w:space="0" w:color="auto"/>
+          <w:insideV w:val="single" w:sz="4" w:space="0" w:color="auto"/>
+        </w:tblBorders>
+        <w:tblCellMar>
+          <w:left w:w="10" w:type="dxa"/>
+          <w:right w:w="10" w:type="dxa"/>
+        </w:tblCellMar>
+        <w:tblLook w:val="0000" w:firstRow="0" w:lastRow="0" w:firstColumn="0" w:lastColumn="0" w:noHBand="0" w:noVBand="0"/>
+      </w:tblPr>
+      <w:tblGrid>
+        <w:gridCol w:w="9360"/>
+      </w:tblGrid>
+      <w:tr>
+        <w:tblPrEx>
+          <w:tblCellMar>
+            <w:top w:w="0" w:type="dxa"/>
+            <w:bottom w:w="0" w:type="dxa"/>
+          </w:tblCellMar>
+        </w:tblPrEx>
+        <w:tc>
+          <w:tcPr>
+            <w:tcW w:w="9360" w:type="dxa"/>
+            <w:tcBorders>
+              <w:top w:val="none" w:sz="0" w:space="0" w:color="FFFFFF"/>
+              <w:left w:val="none" w:sz="0" w:space="0" w:color="FFFFFF"/>
+              <w:bottom w:val="none" w:sz="0" w:space="0" w:color="FFFFFF"/>
+              <w:right w:val="none" w:sz="0" w:space="0" w:color="FFFFFF"/>
+            </w:tcBorders>
+            <w:shd w:val="clear" w:color="auto" w:fill="FFEDD5"/>
+            <w:tcMar>
+              <w:top w:w="120" w:type="dxa"/>
+              <w:left w:w="200" w:type="dxa"/>
+              <w:bottom w:w="120" w:type="dxa"/>
+              <w:right w:w="200" w:type="dxa"/>
+            </w:tcMar>
+          </w:tcPr>
+          <w:p>
+            <w:pPr>
+              <w:spacing w:before="40" w:after="40"/>
+            </w:pPr>
+            <w:r>
+              <w:rPr>
+                <w:b/>
+                <w:bCs/>
+                <w:color w:val="C2410C"/>
+              </w:rPr>
+              <w:t xml:space="preserve">⚠️  sklearn’s LinearRegression doesn’t literally compute a matrix inverse, and that distinction matters.  </w:t>
+            </w:r>
+            <w:r>
+              <w:t>Section 6.4’s β = (XᵀX)⁻¹XᵀY is the mathematically correct closed-form result, but explicitly inverting (XᵀX) in code is numerically unstable when features are correlated or poorly scaled (the matrix becomes near-singular, and small input changes cause huge swings in β). Production implementations (including sklearn’s LinearRegression) solve the underlying linear system via more numerically stable methods like QR or SVD decomposition rather than forming the inverse directly. Knowing the closed-form formula is essential for understanding why OLS works; implementing it by literally inverting a matrix is a common beginner mistake that becomes a real bug on real, correlated data.</w:t>
+            </w:r>
+          </w:p>
+        </w:tc>
+      </w:tr>
+    </w:tbl>
+    <w:p>
+      <w:pPr>
+        <w:spacing w:before="100"/>
+      </w:pPr>
+      <w:r>
+        <w:t xml:space="preserve"> </w:t>
+      </w:r>
+    </w:p>
+    <w:p>
+      <w:pPr>
+        <w:pStyle w:val="Heading2"/>
+        <w:shd w:val="clear" w:color="auto" w:fill="C2410C"/>
+        <w:ind w:left="120"/>
+      </w:pPr>
+      <w:r>
+        <w:t>11.3  “Decreasing Time per Epoch” in Section 4 Is Convergence, Not a Free Speedup — Don’t Confuse the Two</w:t>
+      </w:r>
+    </w:p>
+    <w:p>
+      <w:pPr>
+        <w:spacing w:before="30"/>
+      </w:pPr>
+      <w:r>
+        <w:t xml:space="preserve"> </w:t>
+      </w:r>
+    </w:p>
+    <w:tbl>
+      <w:tblPr>
+        <w:tblW w:w="9360" w:type="dxa"/>
+        <w:tblBorders>
+          <w:top w:val="single" w:sz="4" w:space="0" w:color="auto"/>
+          <w:left w:val="single" w:sz="4" w:space="0" w:color="auto"/>
+          <w:bottom w:val="single" w:sz="4" w:space="0" w:color="auto"/>
+          <w:right w:val="single" w:sz="4" w:space="0" w:color="auto"/>
+          <w:insideH w:val="single" w:sz="4" w:space="0" w:color="auto"/>
+          <w:insideV w:val="single" w:sz="4" w:space="0" w:color="auto"/>
+        </w:tblBorders>
+        <w:tblCellMar>
+          <w:left w:w="10" w:type="dxa"/>
+          <w:right w:w="10" w:type="dxa"/>
+        </w:tblCellMar>
+        <w:tblLook w:val="0000" w:firstRow="0" w:lastRow="0" w:firstColumn="0" w:lastColumn="0" w:noHBand="0" w:noVBand="0"/>
+      </w:tblPr>
+      <w:tblGrid>
+        <w:gridCol w:w="9360"/>
+      </w:tblGrid>
+      <w:tr>
+        <w:tblPrEx>
+          <w:tblCellMar>
+            <w:top w:w="0" w:type="dxa"/>
+            <w:bottom w:w="0" w:type="dxa"/>
+          </w:tblCellMar>
+        </w:tblPrEx>
+        <w:tc>
+          <w:tcPr>
+            <w:tcW w:w="9360" w:type="dxa"/>
+            <w:tcBorders>
+              <w:top w:val="none" w:sz="0" w:space="0" w:color="FFFFFF"/>
+              <w:left w:val="none" w:sz="0" w:space="0" w:color="FFFFFF"/>
+              <w:bottom w:val="none" w:sz="0" w:space="0" w:color="FFFFFF"/>
+              <w:right w:val="none" w:sz="0" w:space="0" w:color="FFFFFF"/>
+            </w:tcBorders>
+            <w:shd w:val="clear" w:color="auto" w:fill="FFEDD5"/>
+            <w:tcMar>
+              <w:top w:w="120" w:type="dxa"/>
+              <w:left w:w="200" w:type="dxa"/>
+              <w:bottom w:w="120" w:type="dxa"/>
+              <w:right w:w="200" w:type="dxa"/>
+            </w:tcMar>
+          </w:tcPr>
+          <w:p>
+            <w:pPr>
+              <w:spacing w:before="40" w:after="40"/>
+            </w:pPr>
+            <w:r>
+              <w:rPr>
+                <w:b/>
+                <w:bCs/>
+                <w:color w:val="C2410C"/>
+              </w:rPr>
+              <w:t xml:space="preserve">⚠️  Section 4’s table (700→600→100→50→10→plateau) is almost certainly tracking loss improvement per epoch, not wall-clock time per epoch, despite the “time taken” label.  </w:t>
+            </w:r>
+            <w:r>
+              <w:t>True wall-clock time per epoch for a fixed dataset size and batch size should stay roughly constant epoch to epoch — the same amount of data and the same number of matrix operations run every time. A number that drops from 700 to 5 and plateaus is describing how much the loss is still improving (or some proxy for remaining error), not literal seconds of compute. Conflating “the model needs less work to improve further” with “training got computationally faster” leads to wrong assumptions about infrastructure cost — budget and schedule training runs based on epochs × batch count × per-batch compute cost, which is roughly flat, not on an assumption that later epochs are cheaper.</w:t>
+            </w:r>
+          </w:p>
+        </w:tc>
+      </w:tr>
+    </w:tbl>
+    <w:p>
+      <w:pPr>
+        <w:spacing w:before="100"/>
+      </w:pPr>
+      <w:r>
+        <w:t xml:space="preserve"> </w:t>
+      </w:r>
+    </w:p>
+    <w:p>
+      <w:pPr>
+        <w:pStyle w:val="Heading2"/>
+        <w:shd w:val="clear" w:color="auto" w:fill="C2410C"/>
+        <w:ind w:left="120"/>
+      </w:pPr>
+      <w:r>
+        <w:t>11.4  Early Stopping Needs a Patience Window, or It Stops on the First Bad Fold</w:t>
+      </w:r>
+    </w:p>
+    <w:p>
+      <w:pPr>
+        <w:spacing w:before="30"/>
+      </w:pPr>
+      <w:r>
+        <w:t xml:space="preserve"> </w:t>
+      </w:r>
+    </w:p>
+    <w:tbl>
+      <w:tblPr>
+        <w:tblW w:w="9360" w:type="dxa"/>
+        <w:tblBorders>
+          <w:top w:val="single" w:sz="4" w:space="0" w:color="auto"/>
+          <w:left w:val="single" w:sz="4" w:space="0" w:color="auto"/>
+          <w:bottom w:val="single" w:sz="4" w:space="0" w:color="auto"/>
+          <w:right w:val="single" w:sz="4" w:space="0" w:color="auto"/>
+          <w:insideH w:val="single" w:sz="4" w:space="0" w:color="auto"/>
+          <w:insideV w:val="single" w:sz="4" w:space="0" w:color="auto"/>
+        </w:tblBorders>
+        <w:tblCellMar>
+          <w:left w:w="10" w:type="dxa"/>
+          <w:right w:w="10" w:type="dxa"/>
+        </w:tblCellMar>
+        <w:tblLook w:val="0000" w:firstRow="0" w:lastRow="0" w:firstColumn="0" w:lastColumn="0" w:noHBand="0" w:noVBand="0"/>
+      </w:tblPr>
+      <w:tblGrid>
+        <w:gridCol w:w="9360"/>
+      </w:tblGrid>
+      <w:tr>
+        <w:tblPrEx>
+          <w:tblCellMar>
+            <w:top w:w="0" w:type="dxa"/>
+            <w:bottom w:w="0" w:type="dxa"/>
+          </w:tblCellMar>
+        </w:tblPrEx>
+        <w:tc>
+          <w:tcPr>
+            <w:tcW w:w="9360" w:type="dxa"/>
+            <w:tcBorders>
+              <w:top w:val="none" w:sz="0" w:space="0" w:color="FFFFFF"/>
+              <w:left w:val="none" w:sz="0" w:space="0" w:color="FFFFFF"/>
+              <w:bottom w:val="none" w:sz="0" w:space="0" w:color="FFFFFF"/>
+              <w:right w:val="none" w:sz="0" w:space="0" w:color="FFFFFF"/>
+            </w:tcBorders>
+            <w:shd w:val="clear" w:color="auto" w:fill="FEE2E2"/>
+            <w:tcMar>
+              <w:top w:w="120" w:type="dxa"/>
+              <w:left w:w="200" w:type="dxa"/>
+              <w:bottom w:w="120" w:type="dxa"/>
+              <w:right w:w="200" w:type="dxa"/>
+            </w:tcMar>
+          </w:tcPr>
+          <w:p>
+            <w:pPr>
+              <w:spacing w:before="40" w:after="40"/>
+            </w:pPr>
+            <w:r>
+              <w:rPr>
+                <w:b/>
+                <w:bCs/>
+                <w:color w:val="B91C1C"/>
+              </w:rPr>
+              <w:t xml:space="preserve">⚠️  Section 4.1’s “stop once validation performance stops improving” is correct in spirit but dangerously literal as written.  </w:t>
+            </w:r>
+            <w:r>
+              <w:t>Validation loss is noisy from epoch to epoch — it can tick up slightly for one or two epochs and then keep improving afterward. Stopping the instant validation performance worsens, with no patience window, routinely stops training prematurely on a noisy blip rather than genuine convergence. Real early-stopping implementations (e.g. Keras’s EarlyStopping callback) use a patience parameter — tolerate N epochs without improvement before actually stopping — precisely because a single epoch’s validation number is not a reliable enough signal on its own.</w:t>
+            </w:r>
+          </w:p>
+        </w:tc>
+      </w:tr>
+    </w:tbl>
+    <w:p>
+      <w:pPr>
+        <w:spacing w:before="100"/>
+      </w:pPr>
+      <w:r>
+        <w:t xml:space="preserve"> </w:t>
+      </w:r>
+    </w:p>
+    <w:p>
+      <w:pPr>
+        <w:pStyle w:val="Heading2"/>
+        <w:shd w:val="clear" w:color="auto" w:fill="C2410C"/>
+        <w:ind w:left="120"/>
+      </w:pPr>
+      <w:r>
+        <w:t>11.5  Quick-Glance Production Checklist</w:t>
+      </w:r>
+    </w:p>
+    <w:p>
+      <w:pPr>
+        <w:spacing w:before="30"/>
+      </w:pPr>
+      <w:r>
+        <w:t xml:space="preserve"> </w:t>
+      </w:r>
+    </w:p>
+    <w:tbl>
+      <w:tblPr>
+        <w:tblW w:w="9360" w:type="dxa"/>
+        <w:tblBorders>
+          <w:top w:val="single" w:sz="4" w:space="0" w:color="auto"/>
+          <w:left w:val="single" w:sz="4" w:space="0" w:color="auto"/>
+          <w:bottom w:val="single" w:sz="4" w:space="0" w:color="auto"/>
+          <w:right w:val="single" w:sz="4" w:space="0" w:color="auto"/>
+          <w:insideH w:val="single" w:sz="4" w:space="0" w:color="auto"/>
+          <w:insideV w:val="single" w:sz="4" w:space="0" w:color="auto"/>
+        </w:tblBorders>
+        <w:tblCellMar>
+          <w:left w:w="10" w:type="dxa"/>
+          <w:right w:w="10" w:type="dxa"/>
+        </w:tblCellMar>
+        <w:tblLook w:val="0000" w:firstRow="0" w:lastRow="0" w:firstColumn="0" w:lastColumn="0" w:noHBand="0" w:noVBand="0"/>
+      </w:tblPr>
+      <w:tblGrid>
+        <w:gridCol w:w="4800"/>
+        <w:gridCol w:w="4560"/>
+      </w:tblGrid>
+      <w:tr>
+        <w:tblPrEx>
+          <w:tblCellMar>
+            <w:top w:w="0" w:type="dxa"/>
+            <w:bottom w:w="0" w:type="dxa"/>
+          </w:tblCellMar>
+        </w:tblPrEx>
+        <w:tc>
+          <w:tcPr>
+            <w:tcW w:w="4800" w:type="dxa"/>
+            <w:tcBorders>
+              <w:top w:val="single" w:sz="1" w:space="0" w:color="D1D5DB"/>
+              <w:left w:val="single" w:sz="1" w:space="0" w:color="D1D5DB"/>
+              <w:bottom w:val="single" w:sz="1" w:space="0" w:color="D1D5DB"/>
+              <w:right w:val="single" w:sz="1" w:space="0" w:color="D1D5DB"/>
+            </w:tcBorders>
+            <w:shd w:val="clear" w:color="auto" w:fill="0D1F3C"/>
+            <w:tcMar>
+              <w:top w:w="90" w:type="dxa"/>
+              <w:left w:w="120" w:type="dxa"/>
+              <w:bottom w:w="90" w:type="dxa"/>
+              <w:right w:w="120" w:type="dxa"/>
+            </w:tcMar>
+          </w:tcPr>
+          <w:p>
+            <w:r>
+              <w:rPr>
+                <w:b/>
+                <w:bCs/>
+                <w:color w:val="FFFFFF"/>
+                <w:sz w:val="20"/>
+                <w:szCs w:val="20"/>
+              </w:rPr>
+              <w:t>Before trusting a GD/OLS training run, check:</w:t>
+            </w:r>
+          </w:p>
+        </w:tc>
+        <w:tc>
+          <w:tcPr>
+            <w:tcW w:w="4560" w:type="dxa"/>
+            <w:tcBorders>
+              <w:top w:val="single" w:sz="1" w:space="0" w:color="D1D5DB"/>
+              <w:left w:val="single" w:sz="1" w:space="0" w:color="D1D5DB"/>
+              <w:bottom w:val="single" w:sz="1" w:space="0" w:color="D1D5DB"/>
+              <w:right w:val="single" w:sz="1" w:space="0" w:color="D1D5DB"/>
+            </w:tcBorders>
+            <w:shd w:val="clear" w:color="auto" w:fill="0D1F3C"/>
+            <w:tcMar>
+              <w:top w:w="90" w:type="dxa"/>
+              <w:left w:w="120" w:type="dxa"/>
+              <w:bottom w:w="90" w:type="dxa"/>
+              <w:right w:w="120" w:type="dxa"/>
+            </w:tcMar>
+          </w:tcPr>
+          <w:p>
+            <w:r>
+              <w:rPr>
+                <w:b/>
+                <w:bCs/>
+                <w:color w:val="FFFFFF"/>
+                <w:sz w:val="20"/>
+                <w:szCs w:val="20"/>
+              </w:rPr>
+              <w:t>Why</w:t>
+            </w:r>
+          </w:p>
+        </w:tc>
+      </w:tr>
+      <w:tr>
+        <w:tblPrEx>
+          <w:tblCellMar>
+            <w:top w:w="0" w:type="dxa"/>
+            <w:bottom w:w="0" w:type="dxa"/>
+          </w:tblCellMar>
+        </w:tblPrEx>
+        <w:tc>
+          <w:tcPr>
+            <w:tcW w:w="4800" w:type="dxa"/>
+            <w:tcBorders>
+              <w:top w:val="single" w:sz="1" w:space="0" w:color="D1D5DB"/>
+              <w:left w:val="single" w:sz="1" w:space="0" w:color="D1D5DB"/>
+              <w:bottom w:val="single" w:sz="1" w:space="0" w:color="D1D5DB"/>
+              <w:right w:val="single" w:sz="1" w:space="0" w:color="D1D5DB"/>
+            </w:tcBorders>
+            <w:shd w:val="clear" w:color="auto" w:fill="FFFFFF"/>
+            <w:tcMar>
+              <w:top w:w="80" w:type="dxa"/>
+              <w:left w:w="120" w:type="dxa"/>
+              <w:bottom w:w="80" w:type="dxa"/>
+              <w:right w:w="120" w:type="dxa"/>
+            </w:tcMar>
+          </w:tcPr>
+          <w:p>
+            <w:r>
+              <w:rPr>
+                <w:b/>
+                <w:bCs/>
+                <w:sz w:val="20"/>
+                <w:szCs w:val="20"/>
+              </w:rPr>
+              <w:t>Is the loss surface actually convex (plain Linear Regression), or could Batch GD be settling into a local minimum?</w:t>
+            </w:r>
+          </w:p>
+        </w:tc>
+        <w:tc>
+          <w:tcPr>
+            <w:tcW w:w="4560" w:type="dxa"/>
+            <w:tcBorders>
+              <w:top w:val="single" w:sz="1" w:space="0" w:color="D1D5DB"/>
+              <w:left w:val="single" w:sz="1" w:space="0" w:color="D1D5DB"/>
+              <w:bottom w:val="single" w:sz="1" w:space="0" w:color="D1D5DB"/>
+              <w:right w:val="single" w:sz="1" w:space="0" w:color="D1D5DB"/>
+            </w:tcBorders>
+            <w:shd w:val="clear" w:color="auto" w:fill="F3F4F6"/>
+            <w:tcMar>
+              <w:top w:w="80" w:type="dxa"/>
+              <w:left w:w="120" w:type="dxa"/>
+              <w:bottom w:w="80" w:type="dxa"/>
+              <w:right w:w="120" w:type="dxa"/>
+            </w:tcMar>
+          </w:tcPr>
+          <w:p>
+            <w:r>
+              <w:rPr>
+                <w:sz w:val="20"/>
+                <w:szCs w:val="20"/>
+              </w:rPr>
+              <w:t>“Smooth and stable” only guarantees the global minimum on convex problems</w:t>
+            </w:r>
+          </w:p>
+        </w:tc>
+      </w:tr>
+      <w:tr>
+        <w:tblPrEx>
+          <w:tblCellMar>
+            <w:top w:w="0" w:type="dxa"/>
+            <w:bottom w:w="0" w:type="dxa"/>
+          </w:tblCellMar>
+        </w:tblPrEx>
+        <w:tc>
+          <w:tcPr>
+            <w:tcW w:w="4800" w:type="dxa"/>
+            <w:tcBorders>
+              <w:top w:val="single" w:sz="1" w:space="0" w:color="D1D5DB"/>
+              <w:left w:val="single" w:sz="1" w:space="0" w:color="D1D5DB"/>
+              <w:bottom w:val="single" w:sz="1" w:space="0" w:color="D1D5DB"/>
+              <w:right w:val="single" w:sz="1" w:space="0" w:color="D1D5DB"/>
+            </w:tcBorders>
+            <w:shd w:val="clear" w:color="auto" w:fill="F9FAFB"/>
+            <w:tcMar>
+              <w:top w:w="80" w:type="dxa"/>
+              <w:left w:w="120" w:type="dxa"/>
+              <w:bottom w:w="80" w:type="dxa"/>
+              <w:right w:w="120" w:type="dxa"/>
+            </w:tcMar>
+          </w:tcPr>
+          <w:p>
+            <w:r>
+              <w:rPr>
+                <w:b/>
+                <w:bCs/>
+                <w:sz w:val="20"/>
+                <w:szCs w:val="20"/>
+              </w:rPr>
+              <w:t>Does OLS rely on explicit matrix inversion, or a numerically stable solver (QR/SVD)?</w:t>
+            </w:r>
+          </w:p>
+        </w:tc>
+        <w:tc>
+          <w:tcPr>
+            <w:tcW w:w="4560" w:type="dxa"/>
+            <w:tcBorders>
+              <w:top w:val="single" w:sz="1" w:space="0" w:color="D1D5DB"/>
+              <w:left w:val="single" w:sz="1" w:space="0" w:color="D1D5DB"/>
+              <w:bottom w:val="single" w:sz="1" w:space="0" w:color="D1D5DB"/>
+              <w:right w:val="single" w:sz="1" w:space="0" w:color="D1D5DB"/>
+            </w:tcBorders>
+            <w:shd w:val="clear" w:color="auto" w:fill="FFFFFF"/>
+            <w:tcMar>
+              <w:top w:w="80" w:type="dxa"/>
+              <w:left w:w="120" w:type="dxa"/>
+              <w:bottom w:w="80" w:type="dxa"/>
+              <w:right w:w="120" w:type="dxa"/>
+            </w:tcMar>
+          </w:tcPr>
+          <w:p>
+            <w:r>
+              <w:rPr>
+                <w:sz w:val="20"/>
+                <w:szCs w:val="20"/>
+              </w:rPr>
+              <w:t>Explicit (XᵀX)⁻¹ is numerically unstable on correlated/poorly-scaled features</w:t>
+            </w:r>
+          </w:p>
+        </w:tc>
+      </w:tr>
+      <w:tr>
+        <w:tblPrEx>
+          <w:tblCellMar>
+            <w:top w:w="0" w:type="dxa"/>
+            <w:bottom w:w="0" w:type="dxa"/>
+          </w:tblCellMar>
+        </w:tblPrEx>
+        <w:tc>
+          <w:tcPr>
+            <w:tcW w:w="4800" w:type="dxa"/>
+            <w:tcBorders>
+              <w:top w:val="single" w:sz="1" w:space="0" w:color="D1D5DB"/>
+              <w:left w:val="single" w:sz="1" w:space="0" w:color="D1D5DB"/>
+              <w:bottom w:val="single" w:sz="1" w:space="0" w:color="D1D5DB"/>
+              <w:right w:val="single" w:sz="1" w:space="0" w:color="D1D5DB"/>
+            </w:tcBorders>
+            <w:shd w:val="clear" w:color="auto" w:fill="FFFFFF"/>
+            <w:tcMar>
+              <w:top w:w="80" w:type="dxa"/>
+              <w:left w:w="120" w:type="dxa"/>
+              <w:bottom w:w="80" w:type="dxa"/>
+              <w:right w:w="120" w:type="dxa"/>
+            </w:tcMar>
+          </w:tcPr>
+          <w:p>
+            <w:r>
+              <w:rPr>
+                <w:b/>
+                <w:bCs/>
+                <w:sz w:val="20"/>
+                <w:szCs w:val="20"/>
+              </w:rPr>
+              <w:t>Are epoch “time taken” numbers wall-clock seconds, or a loss/improvement proxy?</w:t>
+            </w:r>
+          </w:p>
+        </w:tc>
+        <w:tc>
+          <w:tcPr>
+            <w:tcW w:w="4560" w:type="dxa"/>
+            <w:tcBorders>
+              <w:top w:val="single" w:sz="1" w:space="0" w:color="D1D5DB"/>
+              <w:left w:val="single" w:sz="1" w:space="0" w:color="D1D5DB"/>
+              <w:bottom w:val="single" w:sz="1" w:space="0" w:color="D1D5DB"/>
+              <w:right w:val="single" w:sz="1" w:space="0" w:color="D1D5DB"/>
+            </w:tcBorders>
+            <w:shd w:val="clear" w:color="auto" w:fill="F3F4F6"/>
+            <w:tcMar>
+              <w:top w:w="80" w:type="dxa"/>
+              <w:left w:w="120" w:type="dxa"/>
+              <w:bottom w:w="80" w:type="dxa"/>
+              <w:right w:w="120" w:type="dxa"/>
+            </w:tcMar>
+          </w:tcPr>
+          <w:p>
+            <w:r>
+              <w:rPr>
+                <w:sz w:val="20"/>
+                <w:szCs w:val="20"/>
+              </w:rPr>
+              <w:t>Confusing the two leads to wrong assumptions about infrastructure cost and schedule</w:t>
+            </w:r>
+          </w:p>
+        </w:tc>
+      </w:tr>
+      <w:tr>
+        <w:tblPrEx>
+          <w:tblCellMar>
+            <w:top w:w="0" w:type="dxa"/>
+            <w:bottom w:w="0" w:type="dxa"/>
+          </w:tblCellMar>
+        </w:tblPrEx>
+        <w:tc>
+          <w:tcPr>
+            <w:tcW w:w="4800" w:type="dxa"/>
+            <w:tcBorders>
+              <w:top w:val="single" w:sz="1" w:space="0" w:color="D1D5DB"/>
+              <w:left w:val="single" w:sz="1" w:space="0" w:color="D1D5DB"/>
+              <w:bottom w:val="single" w:sz="1" w:space="0" w:color="D1D5DB"/>
+              <w:right w:val="single" w:sz="1" w:space="0" w:color="D1D5DB"/>
+            </w:tcBorders>
+            <w:shd w:val="clear" w:color="auto" w:fill="F9FAFB"/>
+            <w:tcMar>
+              <w:top w:w="80" w:type="dxa"/>
+              <w:left w:w="120" w:type="dxa"/>
+              <w:bottom w:w="80" w:type="dxa"/>
+              <w:right w:w="120" w:type="dxa"/>
+            </w:tcMar>
+          </w:tcPr>
+          <w:p>
+            <w:r>
+              <w:rPr>
+                <w:b/>
+                <w:bCs/>
+                <w:sz w:val="20"/>
+                <w:szCs w:val="20"/>
+              </w:rPr>
+              <w:t>Does early stopping use a patience window, or stop on the very first worse epoch?</w:t>
+            </w:r>
+          </w:p>
+        </w:tc>
+        <w:tc>
+          <w:tcPr>
+            <w:tcW w:w="4560" w:type="dxa"/>
+            <w:tcBorders>
+              <w:top w:val="single" w:sz="1" w:space="0" w:color="D1D5DB"/>
+              <w:left w:val="single" w:sz="1" w:space="0" w:color="D1D5DB"/>
+              <w:bottom w:val="single" w:sz="1" w:space="0" w:color="D1D5DB"/>
+              <w:right w:val="single" w:sz="1" w:space="0" w:color="D1D5DB"/>
+            </w:tcBorders>
+            <w:shd w:val="clear" w:color="auto" w:fill="FFFFFF"/>
+            <w:tcMar>
+              <w:top w:w="80" w:type="dxa"/>
+              <w:left w:w="120" w:type="dxa"/>
+              <w:bottom w:w="80" w:type="dxa"/>
+              <w:right w:w="120" w:type="dxa"/>
+            </w:tcMar>
+          </w:tcPr>
+          <w:p>
+            <w:r>
+              <w:rPr>
+                <w:sz w:val="20"/>
+                <w:szCs w:val="20"/>
+              </w:rPr>
+              <w:t>Validation loss is noisy epoch to epoch; no patience window stops training on a blip</w:t>
+            </w:r>
+          </w:p>
+        </w:tc>
+      </w:tr>
+    </w:tbl>
+    <w:p>
+      <w:pPr>
+        <w:spacing w:before="120"/>
+      </w:pPr>
+      <w:r>
+        <w:t xml:space="preserve"> </w:t>
+      </w:r>
+    </w:p>
+    <w:p>
       <w:pPr>
         <w:shd w:val="clear" w:color="auto" w:fill="0D1F3C"/>
         <w:spacing w:before="60" w:after="40"/>
@@ -14569,7 +14139,7 @@
           <w:sz w:val="20"/>
           <w:szCs w:val="20"/>
         </w:rPr>
-        <w:t xml:space="preserve">  Date: 07 June 2026  |  ML-5: Types of Gradient Descent, OLS Derivation, Scaling Pipeline, Boston Housing Practical  |  End of Notes  </w:t>
+        <w:t xml:space="preserve">  Date: 07 June 2026  |  ML-5: Types of Gradient Descent, OLS Derivation, Scaling Pipeline, Boston Housing Practical, Senior Engineer Notes  |  End of Notes  </w:t>
       </w:r>
     </w:p>
     <w:sectPr>
